--- a/ESTRUCTURALS/0 CAPCALERA.docx
+++ b/ESTRUCTURALS/0 CAPCALERA.docx
@@ -439,6 +439,134 @@
           <w:b/>
         </w:rPr>
       </w:pPr>
+    </w:p>
+    <w:p>
+      <w:r>
+        <w:rPr>
+          <w:rFonts w:ascii="Bookman Old Style" w:hAnsi="Bookman Old Style"/>
+        </w:rPr>
+        <w:t>[[CAP:ACT_EXTR]]</w:t>
+      </w:r>
+    </w:p>
+    <w:p>
+      <w:r>
+        <w:rPr>
+          <w:rFonts w:ascii="Bookman Old Style" w:hAnsi="Bookman Old Style"/>
+        </w:rPr>
+        <w:t>Activitats i Ordenances Cíviques</w:t>
+        <w:tab/>
+        <w:tab/>
+        <w:tab/>
+      </w:r>
+    </w:p>
+    <w:p>
+      <w:r>
+        <w:rPr>
+          <w:rFonts w:ascii="Bookman Old Style" w:hAnsi="Bookman Old Style"/>
+        </w:rPr>
+        <w:t xml:space="preserve">ASSUMPTE: </w:t>
+        <w:tab/>
+        <w:t>Informe - Llicència activitat extraordinària de caràcter esporàdic</w:t>
+      </w:r>
+    </w:p>
+    <w:p>
+      <w:r>
+        <w:rPr>
+          <w:rFonts w:ascii="Bookman Old Style" w:hAnsi="Bookman Old Style"/>
+        </w:rPr>
+      </w:r>
+    </w:p>
+    <w:p>
+      <w:r>
+        <w:rPr>
+          <w:rFonts w:ascii="Bookman Old Style" w:hAnsi="Bookman Old Style"/>
+        </w:rPr>
+        <w:t>ID GIA:</w:t>
+        <w:tab/>
+        <w:t>&lt;&lt;ID_GIA&gt;&gt;</w:t>
+      </w:r>
+    </w:p>
+    <w:p>
+      <w:r>
+        <w:rPr>
+          <w:rFonts w:ascii="Bookman Old Style" w:hAnsi="Bookman Old Style"/>
+        </w:rPr>
+        <w:t xml:space="preserve">Exp. Núm: </w:t>
+        <w:tab/>
+        <w:t>&lt;&lt;EXP_NUM&gt;&gt;</w:t>
+      </w:r>
+    </w:p>
+    <w:p>
+      <w:r>
+        <w:rPr>
+          <w:rFonts w:ascii="Bookman Old Style" w:hAnsi="Bookman Old Style"/>
+        </w:rPr>
+        <w:t xml:space="preserve">Adreça: </w:t>
+        <w:tab/>
+        <w:t>&lt;&lt;ADRECA&gt;&gt;, Cornellà de Llobregat</w:t>
+      </w:r>
+    </w:p>
+    <w:p>
+      <w:r>
+        <w:rPr>
+          <w:rFonts w:ascii="Bookman Old Style" w:hAnsi="Bookman Old Style"/>
+        </w:rPr>
+        <w:t>Activitat:</w:t>
+        <w:tab/>
+        <w:t>&lt;&lt;ACTIVITAT&gt;&gt;</w:t>
+      </w:r>
+    </w:p>
+    <w:p>
+      <w:r>
+        <w:rPr>
+          <w:rFonts w:ascii="Bookman Old Style" w:hAnsi="Bookman Old Style"/>
+        </w:rPr>
+        <w:t xml:space="preserve">Titular: </w:t>
+        <w:tab/>
+        <w:t>&lt;&lt;TITULAR&gt;&gt;</w:t>
+      </w:r>
+    </w:p>
+    <w:p>
+      <w:r>
+        <w:rPr>
+          <w:rFonts w:ascii="Bookman Old Style" w:hAnsi="Bookman Old Style"/>
+        </w:rPr>
+        <w:t>Dates:</w:t>
+        <w:tab/>
+        <w:t>&lt;&lt;DATES&gt;&gt;</w:t>
+      </w:r>
+    </w:p>
+    <w:p>
+      <w:r>
+        <w:rPr>
+          <w:rFonts w:ascii="Bookman Old Style" w:hAnsi="Bookman Old Style"/>
+        </w:rPr>
+        <w:t>Aforament autoritzat:</w:t>
+        <w:tab/>
+        <w:t>&lt;&lt;AFORAMENT&gt;&gt; persones</w:t>
+      </w:r>
+    </w:p>
+    <w:p>
+      <w:r>
+        <w:rPr>
+          <w:rFonts w:ascii="Bookman Old Style" w:hAnsi="Bookman Old Style"/>
+        </w:rPr>
+      </w:r>
+    </w:p>
+    <w:p>
+      <w:r>
+        <w:rPr>
+          <w:rFonts w:ascii="Bookman Old Style" w:hAnsi="Bookman Old Style"/>
+        </w:rPr>
+        <w:t>INFORME</w:t>
+      </w:r>
+    </w:p>
+    <w:p>
+      <w:r>
+        <w:rPr>
+          <w:rFonts w:ascii="Bookman Old Style" w:hAnsi="Bookman Old Style"/>
+        </w:rPr>
+      </w:r>
     </w:p>
     <w:sectPr>
       <w:headerReference w:type="default" r:id="rId9"/>

--- a/ESTRUCTURALS/0 CAPCALERA.docx
+++ b/ESTRUCTURALS/0 CAPCALERA.docx
@@ -442,131 +442,351 @@
     </w:p>
     <w:p>
       <w:r>
-        <w:rPr>
-          <w:rFonts w:ascii="Bookman Old Style" w:hAnsi="Bookman Old Style"/>
-        </w:rPr>
         <w:t>[[CAP:ACT_EXTR]]</w:t>
       </w:r>
     </w:p>
     <w:p>
-      <w:r>
-        <w:rPr>
-          <w:rFonts w:ascii="Bookman Old Style" w:hAnsi="Bookman Old Style"/>
+      <w:pPr>
+        <w:jc w:val="both"/>
+        <w:rPr>
+          <w:rFonts w:ascii="Bookman Old Style" w:hAnsi="Bookman Old Style"/>
+          <w:b/>
+        </w:rPr>
+      </w:pPr>
+      <w:r>
+        <w:rPr>
+          <w:rFonts w:ascii="Bookman Old Style" w:hAnsi="Bookman Old Style"/>
+          <w:b/>
         </w:rPr>
         <w:t>Activitats i Ordenances Cíviques</w:t>
+      </w:r>
+      <w:r>
         <w:tab/>
+      </w:r>
+      <w:r>
         <w:tab/>
+      </w:r>
+      <w:r>
         <w:tab/>
       </w:r>
     </w:p>
     <w:p>
-      <w:r>
-        <w:rPr>
-          <w:rFonts w:ascii="Bookman Old Style" w:hAnsi="Bookman Old Style"/>
-        </w:rPr>
-        <w:t xml:space="preserve">ASSUMPTE: </w:t>
+      <w:pPr>
+        <w:spacing w:after="0"/>
+        <w:ind w:left="1560" w:hanging="1560"/>
+        <w:jc w:val="both"/>
+        <w:rPr>
+          <w:rFonts w:ascii="Bookman Old Style" w:hAnsi="Bookman Old Style"/>
+          <w:b/>
+        </w:rPr>
+      </w:pPr>
+      <w:r>
+        <w:rPr>
+          <w:rFonts w:ascii="Bookman Old Style" w:hAnsi="Bookman Old Style"/>
+          <w:b/>
+        </w:rPr>
+        <w:t>ASSUMPTE:</w:t>
+      </w:r>
+      <w:r>
+        <w:rPr>
+          <w:rFonts w:ascii="Bookman Old Style" w:hAnsi="Bookman Old Style"/>
+          <w:b/>
+        </w:rPr>
+        <w:t xml:space="preserve"> </w:t>
+      </w:r>
+      <w:r>
+        <w:rPr>
+          <w:rFonts w:ascii="Bookman Old Style" w:hAnsi="Bookman Old Style"/>
+          <w:b/>
+        </w:rPr>
         <w:tab/>
-        <w:t>Informe - Llicència activitat extraordinària de caràcter esporàdic</w:t>
+      </w:r>
+      <w:r>
+        <w:rPr>
+          <w:rFonts w:ascii="Bookman Old Style" w:hAnsi="Bookman Old Style"/>
+        </w:rPr>
+        <w:t>Informe - L</w:t>
+      </w:r>
+      <w:r>
+        <w:rPr>
+          <w:rFonts w:ascii="Bookman Old Style" w:hAnsi="Bookman Old Style"/>
+        </w:rPr>
+        <w:t>licència activitat extraordinària</w:t>
+      </w:r>
+      <w:r>
+        <w:rPr>
+          <w:rFonts w:ascii="Bookman Old Style" w:hAnsi="Bookman Old Style"/>
+        </w:rPr>
+        <w:t xml:space="preserve"> de caràcter esporàdic</w:t>
       </w:r>
     </w:p>
     <w:p>
-      <w:r>
-        <w:rPr>
-          <w:rFonts w:ascii="Bookman Old Style" w:hAnsi="Bookman Old Style"/>
-        </w:rPr>
-      </w:r>
+      <w:pPr>
+        <w:spacing w:after="0"/>
+        <w:ind w:left="1560" w:hanging="1560"/>
+        <w:jc w:val="both"/>
+        <w:rPr>
+          <w:rFonts w:ascii="Bookman Old Style" w:hAnsi="Bookman Old Style"/>
+          <w:b/>
+        </w:rPr>
+      </w:pPr>
     </w:p>
     <w:p>
-      <w:r>
-        <w:rPr>
-          <w:rFonts w:ascii="Bookman Old Style" w:hAnsi="Bookman Old Style"/>
+      <w:pPr>
+        <w:spacing w:after="0"/>
+        <w:ind w:left="1560" w:hanging="1560"/>
+        <w:jc w:val="both"/>
+        <w:rPr>
+          <w:rFonts w:ascii="Bookman Old Style" w:hAnsi="Bookman Old Style"/>
+          <w:b/>
+        </w:rPr>
+      </w:pPr>
+      <w:r>
+        <w:rPr>
+          <w:rFonts w:ascii="Bookman Old Style" w:hAnsi="Bookman Old Style"/>
+          <w:b/>
         </w:rPr>
         <w:t>ID GIA:</w:t>
+      </w:r>
+      <w:r>
+        <w:rPr>
+          <w:rFonts w:ascii="Bookman Old Style" w:hAnsi="Bookman Old Style"/>
+          <w:b/>
+        </w:rPr>
         <w:tab/>
+      </w:r>
+      <w:r>
+        <w:rPr>
+          <w:rFonts w:ascii="Bookman Old Style" w:hAnsi="Bookman Old Style"/>
+        </w:rPr>
         <w:t>&lt;&lt;ID_GIA&gt;&gt;</w:t>
       </w:r>
     </w:p>
     <w:p>
-      <w:r>
-        <w:rPr>
-          <w:rFonts w:ascii="Bookman Old Style" w:hAnsi="Bookman Old Style"/>
-        </w:rPr>
-        <w:t xml:space="preserve">Exp. Núm: </w:t>
+      <w:pPr>
+        <w:spacing w:after="0"/>
+        <w:ind w:left="1560" w:hanging="1560"/>
+        <w:jc w:val="both"/>
+        <w:rPr>
+          <w:rFonts w:ascii="Bookman Old Style" w:hAnsi="Bookman Old Style"/>
+        </w:rPr>
+      </w:pPr>
+      <w:r>
+        <w:rPr>
+          <w:rFonts w:ascii="Bookman Old Style" w:hAnsi="Bookman Old Style"/>
+          <w:b/>
+        </w:rPr>
+        <w:t xml:space="preserve">Exp. </w:t>
+      </w:r>
+      <w:proofErr w:type="spellStart"/>
+      <w:r>
+        <w:rPr>
+          <w:rFonts w:ascii="Bookman Old Style" w:hAnsi="Bookman Old Style"/>
+          <w:b/>
+        </w:rPr>
+        <w:t>Núm</w:t>
+      </w:r>
+      <w:proofErr w:type="spellEnd"/>
+      <w:r>
+        <w:rPr>
+          <w:rFonts w:ascii="Bookman Old Style" w:hAnsi="Bookman Old Style"/>
+          <w:b/>
+        </w:rPr>
+        <w:t xml:space="preserve">: </w:t>
+      </w:r>
+      <w:r>
+        <w:rPr>
+          <w:rFonts w:ascii="Bookman Old Style" w:hAnsi="Bookman Old Style"/>
+          <w:b/>
+        </w:rPr>
         <w:tab/>
+      </w:r>
+      <w:r>
+        <w:rPr>
+          <w:rFonts w:ascii="Bookman Old Style" w:hAnsi="Bookman Old Style"/>
+        </w:rPr>
         <w:t>&lt;&lt;EXP_NUM&gt;&gt;</w:t>
       </w:r>
     </w:p>
     <w:p>
-      <w:r>
-        <w:rPr>
-          <w:rFonts w:ascii="Bookman Old Style" w:hAnsi="Bookman Old Style"/>
+      <w:pPr>
+        <w:spacing w:after="0"/>
+        <w:ind w:left="1560" w:hanging="1560"/>
+        <w:jc w:val="both"/>
+        <w:rPr>
+          <w:rFonts w:ascii="Bookman Old Style" w:hAnsi="Bookman Old Style"/>
+          <w:b/>
+        </w:rPr>
+      </w:pPr>
+      <w:r>
+        <w:rPr>
+          <w:rFonts w:ascii="Bookman Old Style" w:hAnsi="Bookman Old Style"/>
+          <w:b/>
         </w:rPr>
         <w:t xml:space="preserve">Adreça: </w:t>
+      </w:r>
+      <w:r>
+        <w:rPr>
+          <w:rFonts w:ascii="Bookman Old Style" w:hAnsi="Bookman Old Style"/>
+          <w:b/>
+        </w:rPr>
         <w:tab/>
-        <w:t>&lt;&lt;ADRECA&gt;&gt;, Cornellà de Llobregat</w:t>
+      </w:r>
+      <w:r>
+        <w:rPr>
+          <w:rFonts w:ascii="Bookman Old Style" w:hAnsi="Bookman Old Style"/>
+        </w:rPr>
+        <w:t>&lt;&lt;ADRECA&gt;&gt;</w:t>
+      </w:r>
+      <w:r>
+        <w:rPr>
+          <w:rFonts w:ascii="Bookman Old Style" w:hAnsi="Bookman Old Style"/>
+        </w:rPr>
+        <w:t>, Cornellà de Llobregat</w:t>
       </w:r>
     </w:p>
     <w:p>
-      <w:r>
-        <w:rPr>
-          <w:rFonts w:ascii="Bookman Old Style" w:hAnsi="Bookman Old Style"/>
+      <w:pPr>
+        <w:spacing w:after="0"/>
+        <w:ind w:left="1560" w:hanging="1560"/>
+        <w:jc w:val="both"/>
+        <w:rPr>
+          <w:rFonts w:ascii="Bookman Old Style" w:hAnsi="Bookman Old Style"/>
+        </w:rPr>
+      </w:pPr>
+      <w:r>
+        <w:rPr>
+          <w:rFonts w:ascii="Bookman Old Style" w:hAnsi="Bookman Old Style"/>
+          <w:b/>
         </w:rPr>
         <w:t>Activitat:</w:t>
+      </w:r>
+      <w:r>
+        <w:rPr>
+          <w:rFonts w:ascii="Bookman Old Style" w:hAnsi="Bookman Old Style"/>
+          <w:b/>
+        </w:rPr>
         <w:tab/>
+      </w:r>
+      <w:r>
+        <w:rPr>
+          <w:rFonts w:ascii="Bookman Old Style" w:hAnsi="Bookman Old Style"/>
+        </w:rPr>
         <w:t>&lt;&lt;ACTIVITAT&gt;&gt;</w:t>
       </w:r>
     </w:p>
     <w:p>
-      <w:r>
-        <w:rPr>
-          <w:rFonts w:ascii="Bookman Old Style" w:hAnsi="Bookman Old Style"/>
-        </w:rPr>
-        <w:t xml:space="preserve">Titular: </w:t>
+      <w:pPr>
+        <w:spacing w:after="0"/>
+        <w:ind w:left="1560" w:hanging="1560"/>
+        <w:jc w:val="both"/>
+        <w:rPr>
+          <w:rFonts w:ascii="Bookman Old Style" w:hAnsi="Bookman Old Style"/>
+          <w:b/>
+        </w:rPr>
+      </w:pPr>
+      <w:r>
+        <w:rPr>
+          <w:rFonts w:ascii="Bookman Old Style" w:hAnsi="Bookman Old Style"/>
+          <w:b/>
+        </w:rPr>
+        <w:t>Titular</w:t>
+      </w:r>
+      <w:r>
+        <w:rPr>
+          <w:rFonts w:ascii="Bookman Old Style" w:hAnsi="Bookman Old Style"/>
+          <w:b/>
+        </w:rPr>
+        <w:t xml:space="preserve">: </w:t>
+      </w:r>
+      <w:r>
+        <w:rPr>
+          <w:rFonts w:ascii="Bookman Old Style" w:hAnsi="Bookman Old Style"/>
+          <w:b/>
+        </w:rPr>
         <w:tab/>
+      </w:r>
+      <w:r>
+        <w:rPr>
+          <w:rFonts w:ascii="Bookman Old Style" w:hAnsi="Bookman Old Style"/>
+        </w:rPr>
         <w:t>&lt;&lt;TITULAR&gt;&gt;</w:t>
       </w:r>
     </w:p>
     <w:p>
-      <w:r>
-        <w:rPr>
-          <w:rFonts w:ascii="Bookman Old Style" w:hAnsi="Bookman Old Style"/>
-        </w:rPr>
-        <w:t>Dates:</w:t>
+      <w:pPr>
+        <w:spacing w:after="0"/>
+        <w:ind w:left="1560" w:hanging="1560"/>
+        <w:jc w:val="both"/>
+        <w:rPr>
+          <w:rFonts w:ascii="Bookman Old Style" w:hAnsi="Bookman Old Style"/>
+        </w:rPr>
+      </w:pPr>
+      <w:r>
+        <w:rPr>
+          <w:rFonts w:ascii="Bookman Old Style" w:hAnsi="Bookman Old Style"/>
+          <w:b/>
+        </w:rPr>
+        <w:t>Dates</w:t>
+      </w:r>
+      <w:r>
+        <w:rPr>
+          <w:rFonts w:ascii="Bookman Old Style" w:hAnsi="Bookman Old Style"/>
+          <w:b/>
+        </w:rPr>
+        <w:t>:</w:t>
+      </w:r>
+      <w:r>
+        <w:rPr>
+          <w:rFonts w:ascii="Bookman Old Style" w:hAnsi="Bookman Old Style"/>
+        </w:rPr>
         <w:tab/>
+      </w:r>
+      <w:r>
+        <w:rPr>
+          <w:rFonts w:ascii="Bookman Old Style" w:hAnsi="Bookman Old Style"/>
+        </w:rPr>
         <w:t>&lt;&lt;DATES&gt;&gt;</w:t>
       </w:r>
     </w:p>
     <w:p>
-      <w:r>
-        <w:rPr>
-          <w:rFonts w:ascii="Bookman Old Style" w:hAnsi="Bookman Old Style"/>
-        </w:rPr>
-        <w:t>Aforament autoritzat:</w:t>
-        <w:tab/>
-        <w:t>&lt;&lt;AFORAMENT&gt;&gt; persones</w:t>
-      </w:r>
+      <w:pPr>
+        <w:spacing w:after="0"/>
+        <w:jc w:val="both"/>
+        <w:rPr>
+          <w:rFonts w:ascii="Bookman Old Style" w:hAnsi="Bookman Old Style"/>
+          <w:b/>
+          <w:u w:val="single"/>
+        </w:rPr>
+      </w:pPr>
     </w:p>
     <w:p>
-      <w:r>
-        <w:rPr>
-          <w:rFonts w:ascii="Bookman Old Style" w:hAnsi="Bookman Old Style"/>
-        </w:rPr>
+      <w:pPr>
+        <w:spacing w:after="0"/>
+        <w:jc w:val="center"/>
+        <w:rPr>
+          <w:rFonts w:ascii="Bookman Old Style" w:hAnsi="Bookman Old Style"/>
+          <w:b/>
+        </w:rPr>
+      </w:pPr>
+      <w:r>
+        <w:rPr>
+          <w:rFonts w:ascii="Bookman Old Style" w:hAnsi="Bookman Old Style"/>
+          <w:b/>
+        </w:rPr>
+        <w:t>INFORME</w:t>
       </w:r>
     </w:p>
     <w:p>
-      <w:r>
-        <w:rPr>
-          <w:rFonts w:ascii="Bookman Old Style" w:hAnsi="Bookman Old Style"/>
-        </w:rPr>
-        <w:t>INFORME</w:t>
-      </w:r>
-    </w:p>
-    <w:p>
-      <w:r>
-        <w:rPr>
-          <w:rFonts w:ascii="Bookman Old Style" w:hAnsi="Bookman Old Style"/>
-        </w:rPr>
-      </w:r>
+      <w:pPr>
+        <w:spacing w:after="0"/>
+        <w:jc w:val="both"/>
+        <w:rPr>
+          <w:rFonts w:ascii="Bookman Old Style" w:hAnsi="Bookman Old Style"/>
+        </w:rPr>
+      </w:pPr>
+      <w:bookmarkStart w:id="0" w:name="_GoBack"/>
+      <w:bookmarkEnd w:id="0"/>
     </w:p>
     <w:sectPr>
       <w:headerReference w:type="default" r:id="rId9"/>

--- a/ESTRUCTURALS/0 CAPCALERA.docx
+++ b/ESTRUCTURALS/0 CAPCALERA.docx
@@ -787,6 +787,11 @@
       </w:pPr>
       <w:bookmarkStart w:id="0" w:name="_GoBack"/>
       <w:bookmarkEnd w:id="0"/>
+    </w:p>
+    <w:p>
+      <w:pPr>
+        <w:pStyle w:val="Prrafodelista"/>
+      </w:pPr>
     </w:p>
     <w:sectPr>
       <w:headerReference w:type="default" r:id="rId9"/>

--- a/ESTRUCTURALS/0 CAPCALERA.docx
+++ b/ESTRUCTURALS/0 CAPCALERA.docx
@@ -220,8 +220,6 @@
         </w:rPr>
         <w:t>&gt;&gt;</w:t>
       </w:r>
-      <w:bookmarkStart w:id="0" w:name="_GoBack"/>
-      <w:bookmarkEnd w:id="0"/>
     </w:p>
     <w:p>
       <w:pPr>
@@ -779,19 +777,14 @@
     </w:p>
     <w:p>
       <w:pPr>
-        <w:spacing w:after="0"/>
-        <w:jc w:val="both"/>
-        <w:rPr>
-          <w:rFonts w:ascii="Bookman Old Style" w:hAnsi="Bookman Old Style"/>
-        </w:rPr>
+        <w:pStyle w:val="Prrafodelista"/>
+        <w:numPr>
+          <w:ilvl w:val="0"/>
+          <w:numId w:val="0"/>
+        </w:numPr>
       </w:pPr>
       <w:bookmarkStart w:id="0" w:name="_GoBack"/>
       <w:bookmarkEnd w:id="0"/>
-    </w:p>
-    <w:p>
-      <w:pPr>
-        <w:pStyle w:val="Prrafodelista"/>
-      </w:pPr>
     </w:p>
     <w:sectPr>
       <w:headerReference w:type="default" r:id="rId9"/>
@@ -5839,7 +5832,7 @@
 </file>
 
 <file path=customXml/itemProps1.xml><?xml version="1.0" encoding="utf-8"?>
-<ds:datastoreItem xmlns:ds="http://schemas.openxmlformats.org/officeDocument/2006/customXml" ds:itemID="{27298446-CA69-41D2-9CC1-2F10A8FCE462}">
+<ds:datastoreItem xmlns:ds="http://schemas.openxmlformats.org/officeDocument/2006/customXml" ds:itemID="{FE14CE64-CA39-46E3-B158-76B3C18FF996}">
   <ds:schemaRefs>
     <ds:schemaRef ds:uri="http://schemas.openxmlformats.org/officeDocument/2006/bibliography"/>
   </ds:schemaRefs>

--- a/ESTRUCTURALS/0 CAPCALERA.docx
+++ b/ESTRUCTURALS/0 CAPCALERA.docx
@@ -255,80 +255,7 @@
         <w:rPr>
           <w:rFonts w:ascii="Bookman Old Style" w:hAnsi="Bookman Old Style"/>
         </w:rPr>
-        <w:t>Doc. aportada amb Núm.</w:t>
-      </w:r>
-      <w:r>
-        <w:rPr>
-          <w:rFonts w:ascii="Bookman Old Style" w:hAnsi="Bookman Old Style"/>
-        </w:rPr>
-        <w:t xml:space="preserve"> d’anotació </w:t>
-      </w:r>
-      <w:r>
-        <w:rPr>
-          <w:rFonts w:ascii="Bookman Old Style" w:hAnsi="Bookman Old Style"/>
-        </w:rPr>
-        <w:t>&lt;&lt;</w:t>
-      </w:r>
-      <w:r>
-        <w:rPr>
-          <w:rFonts w:ascii="Bookman Old Style" w:hAnsi="Bookman Old Style"/>
-        </w:rPr>
-        <w:t>NUM_</w:t>
-      </w:r>
-      <w:r>
-        <w:rPr>
-          <w:rFonts w:ascii="Bookman Old Style" w:hAnsi="Bookman Old Style"/>
-        </w:rPr>
-        <w:t>ANOT</w:t>
-      </w:r>
-      <w:r>
-        <w:rPr>
-          <w:rFonts w:ascii="Bookman Old Style" w:hAnsi="Bookman Old Style"/>
-        </w:rPr>
-        <w:t>ACIO</w:t>
-      </w:r>
-      <w:r>
-        <w:rPr>
-          <w:rFonts w:ascii="Bookman Old Style" w:hAnsi="Bookman Old Style"/>
-        </w:rPr>
-        <w:t>&gt;&gt;</w:t>
-      </w:r>
-      <w:r>
-        <w:rPr>
-          <w:rFonts w:ascii="Bookman Old Style" w:hAnsi="Bookman Old Style"/>
-          <w:color w:val="FF0000"/>
-        </w:rPr>
-        <w:t xml:space="preserve"> </w:t>
-      </w:r>
-      <w:r>
-        <w:rPr>
-          <w:rFonts w:ascii="Bookman Old Style" w:hAnsi="Bookman Old Style"/>
-        </w:rPr>
-        <w:t xml:space="preserve">del </w:t>
-      </w:r>
-      <w:r>
-        <w:rPr>
-          <w:rFonts w:ascii="Bookman Old Style" w:hAnsi="Bookman Old Style"/>
-        </w:rPr>
-        <w:t>&lt;&lt;DATA_</w:t>
-      </w:r>
-      <w:r>
-        <w:rPr>
-          <w:rFonts w:ascii="Bookman Old Style" w:hAnsi="Bookman Old Style"/>
-        </w:rPr>
-        <w:t>ANOT</w:t>
-      </w:r>
-      <w:r>
-        <w:rPr>
-          <w:rFonts w:ascii="Bookman Old Style" w:hAnsi="Bookman Old Style"/>
-        </w:rPr>
-        <w:t>ACIO</w:t>
-      </w:r>
-      <w:r>
-        <w:rPr>
-          <w:rFonts w:ascii="Bookman Old Style" w:hAnsi="Bookman Old Style"/>
-        </w:rPr>
-        <w:t>&gt;&gt;</w:t>
+        <w:t>&lt;&lt;ORIGEN&gt;&gt;</w:t>
       </w:r>
     </w:p>
     <w:p>

--- a/ESTRUCTURALS/0 CAPCALERA.docx
+++ b/ESTRUCTURALS/0 CAPCALERA.docx
@@ -15,7 +15,16 @@
           <w:rFonts w:ascii="Bookman Old Style" w:hAnsi="Bookman Old Style"/>
           <w:b/>
         </w:rPr>
-        <w:t>Activitats i Ordenances Cíviques</w:t>
+        <w:t>Activitats i Orden</w:t>
+      </w:r>
+      <w:bookmarkStart w:id="0" w:name="_GoBack"/>
+      <w:bookmarkEnd w:id="0"/>
+      <w:r>
+        <w:rPr>
+          <w:rFonts w:ascii="Bookman Old Style" w:hAnsi="Bookman Old Style"/>
+          <w:b/>
+        </w:rPr>
+        <w:t>ances Cíviques</w:t>
       </w:r>
       <w:r>
         <w:tab/>
@@ -436,13 +445,7 @@
         <w:rPr>
           <w:rFonts w:ascii="Bookman Old Style" w:hAnsi="Bookman Old Style"/>
         </w:rPr>
-        <w:t>licència activitat extraordinària</w:t>
-      </w:r>
-      <w:r>
-        <w:rPr>
-          <w:rFonts w:ascii="Bookman Old Style" w:hAnsi="Bookman Old Style"/>
-        </w:rPr>
-        <w:t xml:space="preserve"> de caràcter esporàdic</w:t>
+        <w:t>licència activitat extraordinària de caràcter esporàdic</w:t>
       </w:r>
     </w:p>
     <w:p>
@@ -710,8 +713,6 @@
           <w:numId w:val="0"/>
         </w:numPr>
       </w:pPr>
-      <w:bookmarkStart w:id="0" w:name="_GoBack"/>
-      <w:bookmarkEnd w:id="0"/>
     </w:p>
     <w:sectPr>
       <w:headerReference w:type="default" r:id="rId9"/>
@@ -786,8 +787,8 @@
       </w:rPr>
       <w:drawing>
         <wp:inline distT="0" distB="0" distL="0" distR="0">
-          <wp:extent cx="2524125" cy="914400"/>
-          <wp:effectExtent l="19050" t="0" r="9525" b="0"/>
+          <wp:extent cx="2114550" cy="766026"/>
+          <wp:effectExtent l="0" t="0" r="0" b="0"/>
           <wp:docPr id="1" name="Imagen 1" descr="ESCUT_LLETRES"/>
           <wp:cNvGraphicFramePr>
             <a:graphicFrameLocks xmlns:a="http://schemas.openxmlformats.org/drawingml/2006/main" noChangeAspect="1"/>
@@ -811,7 +812,7 @@
                 <pic:spPr bwMode="auto">
                   <a:xfrm>
                     <a:off x="0" y="0"/>
-                    <a:ext cx="2524125" cy="914400"/>
+                    <a:ext cx="2139293" cy="774990"/>
                   </a:xfrm>
                   <a:prstGeom prst="rect">
                     <a:avLst/>
@@ -5759,7 +5760,7 @@
 </file>
 
 <file path=customXml/itemProps1.xml><?xml version="1.0" encoding="utf-8"?>
-<ds:datastoreItem xmlns:ds="http://schemas.openxmlformats.org/officeDocument/2006/customXml" ds:itemID="{FE14CE64-CA39-46E3-B158-76B3C18FF996}">
+<ds:datastoreItem xmlns:ds="http://schemas.openxmlformats.org/officeDocument/2006/customXml" ds:itemID="{DB3233DD-B0FC-4EA5-8D28-0CCEA8576DA7}">
   <ds:schemaRefs>
     <ds:schemaRef ds:uri="http://schemas.openxmlformats.org/officeDocument/2006/bibliography"/>
   </ds:schemaRefs>

--- a/ESTRUCTURALS/0 CAPCALERA.docx
+++ b/ESTRUCTURALS/0 CAPCALERA.docx
@@ -1,6 +1,6 @@
 
 <file path=word/document.xml><?xml version="1.0" encoding="utf-8"?>
-<w:document xmlns:wpc="http://schemas.microsoft.com/office/word/2010/wordprocessingCanvas" xmlns:cx="http://schemas.microsoft.com/office/drawing/2014/chartex" xmlns:cx1="http://schemas.microsoft.com/office/drawing/2015/9/8/chartex" xmlns:mc="http://schemas.openxmlformats.org/markup-compatibility/2006" xmlns:o="urn:schemas-microsoft-com:office:office" xmlns:r="http://schemas.openxmlformats.org/officeDocument/2006/relationships" xmlns:m="http://schemas.openxmlformats.org/officeDocument/2006/math" xmlns:v="urn:schemas-microsoft-com:vml" xmlns:wp14="http://schemas.microsoft.com/office/word/2010/wordprocessingDrawing" xmlns:wp="http://schemas.openxmlformats.org/drawingml/2006/wordprocessingDrawing" xmlns:w10="urn:schemas-microsoft-com:office:word" xmlns:w="http://schemas.openxmlformats.org/wordprocessingml/2006/main" xmlns:w14="http://schemas.microsoft.com/office/word/2010/wordml" xmlns:w15="http://schemas.microsoft.com/office/word/2012/wordml" xmlns:w16se="http://schemas.microsoft.com/office/word/2015/wordml/symex" xmlns:wpg="http://schemas.microsoft.com/office/word/2010/wordprocessingGroup" xmlns:wpi="http://schemas.microsoft.com/office/word/2010/wordprocessingInk" xmlns:wne="http://schemas.microsoft.com/office/word/2006/wordml" xmlns:wps="http://schemas.microsoft.com/office/word/2010/wordprocessingShape" mc:Ignorable="w14 w15 w16se wp14">
+<w:document xmlns:ns1="http://schemas.openxmlformats.org/markup-compatibility/2006" xmlns:ns2="http://schemas.openxmlformats.org/officeDocument/2006/relationships" xmlns:w="http://schemas.openxmlformats.org/wordprocessingml/2006/main" ns1:Ignorable="w14 w15 w16se wp14">
   <w:body>
     <w:p>
       <w:pPr>
@@ -349,7 +349,7 @@
                 <w:b/>
               </w:rPr>
             </w:pPr>
-            <w:hyperlink r:id="rId8" w:history="1">
+            <w:hyperlink ns2:id="rId8" w:history="1">
               <w:r>
                 <w:rPr>
                   <w:rStyle w:val="Hipervnculo"/>
@@ -714,8 +714,403 @@
         </w:numPr>
       </w:pPr>
     </w:p>
+    <w:p>
+      <w:r>
+        <w:t>[[CAP:LLIC]]</w:t>
+      </w:r>
+    </w:p>
+    <w:p>
+      <w:pPr>
+        <w:jc w:val="both"/>
+        <w:rPr>
+          <w:rFonts w:ascii="Bookman Old Style" w:hAnsi="Bookman Old Style"/>
+          <w:b/>
+        </w:rPr>
+      </w:pPr>
+      <w:r>
+        <w:rPr>
+          <w:rFonts w:ascii="Bookman Old Style" w:hAnsi="Bookman Old Style"/>
+          <w:b/>
+        </w:rPr>
+        <w:t>Activitats i Orden</w:t>
+      </w:r>
+      <w:bookmarkStart w:id="0" w:name="_GoBack"/>
+      <w:bookmarkEnd w:id="0"/>
+      <w:r>
+        <w:rPr>
+          <w:rFonts w:ascii="Bookman Old Style" w:hAnsi="Bookman Old Style"/>
+          <w:b/>
+        </w:rPr>
+        <w:t>ances Cíviques</w:t>
+      </w:r>
+      <w:r>
+        <w:tab/>
+      </w:r>
+      <w:r>
+        <w:tab/>
+      </w:r>
+      <w:r>
+        <w:tab/>
+      </w:r>
+    </w:p>
+    <w:p>
+      <w:pPr>
+        <w:spacing w:after="0"/>
+        <w:ind w:left="1560" w:hanging="1560"/>
+        <w:jc w:val="both"/>
+        <w:rPr>
+          <w:rFonts w:ascii="Bookman Old Style" w:hAnsi="Bookman Old Style"/>
+          <w:b/>
+        </w:rPr>
+      </w:pPr>
+      <w:r>
+        <w:rPr>
+          <w:rFonts w:ascii="Bookman Old Style" w:hAnsi="Bookman Old Style"/>
+          <w:b/>
+        </w:rPr>
+        <w:t>ID GIA:</w:t>
+      </w:r>
+      <w:r>
+        <w:rPr>
+          <w:rFonts w:ascii="Bookman Old Style" w:hAnsi="Bookman Old Style"/>
+          <w:b/>
+        </w:rPr>
+        <w:tab/>
+      </w:r>
+      <w:r>
+        <w:rPr>
+          <w:rFonts w:ascii="Bookman Old Style" w:hAnsi="Bookman Old Style"/>
+        </w:rPr>
+        <w:t>&lt;&lt;ID</w:t>
+      </w:r>
+      <w:r>
+        <w:rPr>
+          <w:rFonts w:ascii="Bookman Old Style" w:hAnsi="Bookman Old Style"/>
+        </w:rPr>
+        <w:t>_GIA&gt;&gt;</w:t>
+      </w:r>
+    </w:p>
+    <w:p>
+      <w:pPr>
+        <w:spacing w:after="0"/>
+        <w:ind w:left="1560" w:hanging="1560"/>
+        <w:jc w:val="both"/>
+        <w:rPr>
+          <w:rFonts w:ascii="Bookman Old Style" w:hAnsi="Bookman Old Style"/>
+          <w:b/>
+        </w:rPr>
+      </w:pPr>
+      <w:r>
+        <w:rPr>
+          <w:rFonts w:ascii="Bookman Old Style" w:hAnsi="Bookman Old Style"/>
+          <w:b/>
+        </w:rPr>
+        <w:t xml:space="preserve">Exp. </w:t>
+      </w:r>
+      <w:proofErr w:type="spellStart"/>
+      <w:r>
+        <w:rPr>
+          <w:rFonts w:ascii="Bookman Old Style" w:hAnsi="Bookman Old Style"/>
+          <w:b/>
+        </w:rPr>
+        <w:t>Núm</w:t>
+      </w:r>
+      <w:proofErr w:type="spellEnd"/>
+      <w:r>
+        <w:rPr>
+          <w:rFonts w:ascii="Bookman Old Style" w:hAnsi="Bookman Old Style"/>
+          <w:b/>
+        </w:rPr>
+        <w:t xml:space="preserve">: </w:t>
+      </w:r>
+      <w:r>
+        <w:rPr>
+          <w:rFonts w:ascii="Bookman Old Style" w:hAnsi="Bookman Old Style"/>
+          <w:b/>
+        </w:rPr>
+        <w:tab/>
+      </w:r>
+      <w:r>
+        <w:rPr>
+          <w:rFonts w:ascii="Bookman Old Style" w:hAnsi="Bookman Old Style"/>
+        </w:rPr>
+        <w:t>&lt;&lt;EXP_NUM&gt;&gt;</w:t>
+      </w:r>
+    </w:p>
+    <w:p>
+      <w:pPr>
+        <w:spacing w:after="0"/>
+        <w:ind w:left="1560" w:hanging="1560"/>
+        <w:jc w:val="both"/>
+        <w:rPr>
+          <w:rFonts w:ascii="Bookman Old Style" w:hAnsi="Bookman Old Style"/>
+        </w:rPr>
+      </w:pPr>
+      <w:r>
+        <w:rPr>
+          <w:rFonts w:ascii="Bookman Old Style" w:hAnsi="Bookman Old Style"/>
+          <w:b/>
+        </w:rPr>
+        <w:t xml:space="preserve">Adreça: </w:t>
+      </w:r>
+      <w:r>
+        <w:rPr>
+          <w:rFonts w:ascii="Bookman Old Style" w:hAnsi="Bookman Old Style"/>
+          <w:b/>
+        </w:rPr>
+        <w:tab/>
+      </w:r>
+      <w:r>
+        <w:rPr>
+          <w:rFonts w:ascii="Bookman Old Style" w:hAnsi="Bookman Old Style"/>
+        </w:rPr>
+        <w:t>&lt;&lt;ADRECA&gt;&gt;</w:t>
+      </w:r>
+    </w:p>
+    <w:p>
+      <w:pPr>
+        <w:spacing w:after="0"/>
+        <w:ind w:left="1560" w:hanging="1560"/>
+        <w:jc w:val="both"/>
+        <w:rPr>
+          <w:rFonts w:ascii="Bookman Old Style" w:hAnsi="Bookman Old Style"/>
+          <w:b/>
+        </w:rPr>
+      </w:pPr>
+      <w:r>
+        <w:rPr>
+          <w:rFonts w:ascii="Bookman Old Style" w:hAnsi="Bookman Old Style"/>
+          <w:b/>
+        </w:rPr>
+        <w:t>Activitat:</w:t>
+      </w:r>
+      <w:r>
+        <w:rPr>
+          <w:rFonts w:ascii="Bookman Old Style" w:hAnsi="Bookman Old Style"/>
+          <w:b/>
+        </w:rPr>
+        <w:tab/>
+      </w:r>
+      <w:r>
+        <w:rPr>
+          <w:rFonts w:ascii="Bookman Old Style" w:hAnsi="Bookman Old Style"/>
+        </w:rPr>
+        <w:t>&lt;&lt;A</w:t>
+      </w:r>
+      <w:r>
+        <w:rPr>
+          <w:rFonts w:ascii="Bookman Old Style" w:hAnsi="Bookman Old Style"/>
+        </w:rPr>
+        <w:t>CTIVITAT</w:t>
+      </w:r>
+      <w:r>
+        <w:rPr>
+          <w:rFonts w:ascii="Bookman Old Style" w:hAnsi="Bookman Old Style"/>
+        </w:rPr>
+        <w:t>&gt;&gt;</w:t>
+      </w:r>
+    </w:p>
+    <w:p>
+      <w:pPr>
+        <w:spacing w:after="0"/>
+        <w:ind w:left="1560" w:hanging="1560"/>
+        <w:jc w:val="both"/>
+        <w:rPr>
+          <w:rFonts w:ascii="Bookman Old Style" w:hAnsi="Bookman Old Style"/>
+          <w:b/>
+        </w:rPr>
+      </w:pPr>
+      <w:r>
+        <w:rPr>
+          <w:rFonts w:ascii="Bookman Old Style" w:hAnsi="Bookman Old Style"/>
+          <w:b/>
+        </w:rPr>
+        <w:t xml:space="preserve">Classificació: &lt;&lt;CLASSIFICACIO&gt;&gt;</w:t>
+      </w:r>
+    </w:p>
+    <w:p>
+      <w:pPr>
+        <w:spacing w:after="0"/>
+        <w:ind w:left="1560" w:hanging="1560"/>
+        <w:jc w:val="both"/>
+        <w:rPr>
+          <w:rFonts w:ascii="Bookman Old Style" w:hAnsi="Bookman Old Style"/>
+          <w:b/>
+        </w:rPr>
+      </w:pPr>
+      <w:r>
+        <w:rPr>
+          <w:rFonts w:ascii="Bookman Old Style" w:hAnsi="Bookman Old Style"/>
+          <w:b/>
+        </w:rPr>
+        <w:t xml:space="preserve">Titular: </w:t>
+      </w:r>
+      <w:r>
+        <w:rPr>
+          <w:rFonts w:ascii="Bookman Old Style" w:hAnsi="Bookman Old Style"/>
+          <w:b/>
+        </w:rPr>
+        <w:tab/>
+      </w:r>
+      <w:r>
+        <w:rPr>
+          <w:rFonts w:ascii="Bookman Old Style" w:hAnsi="Bookman Old Style"/>
+        </w:rPr>
+        <w:t>&lt;&lt;TITULAR</w:t>
+      </w:r>
+      <w:r>
+        <w:rPr>
+          <w:rFonts w:ascii="Bookman Old Style" w:hAnsi="Bookman Old Style"/>
+        </w:rPr>
+        <w:t>&gt;&gt;</w:t>
+      </w:r>
+    </w:p>
+    <w:p>
+      <w:pPr>
+        <w:spacing w:after="0"/>
+        <w:ind w:left="1560" w:hanging="1560"/>
+        <w:jc w:val="both"/>
+        <w:rPr>
+          <w:rFonts w:ascii="Bookman Old Style" w:hAnsi="Bookman Old Style"/>
+        </w:rPr>
+      </w:pPr>
+      <w:r>
+        <w:rPr>
+          <w:rFonts w:ascii="Bookman Old Style" w:hAnsi="Bookman Old Style"/>
+          <w:b/>
+        </w:rPr>
+        <w:t>Objecte</w:t>
+      </w:r>
+      <w:r>
+        <w:rPr>
+          <w:rFonts w:ascii="Bookman Old Style" w:hAnsi="Bookman Old Style"/>
+          <w:b/>
+        </w:rPr>
+        <w:t xml:space="preserve">: </w:t>
+      </w:r>
+      <w:r>
+        <w:rPr>
+          <w:rFonts w:ascii="Bookman Old Style" w:hAnsi="Bookman Old Style"/>
+          <w:b/>
+        </w:rPr>
+        <w:tab/>
+      </w:r>
+      <w:r>
+        <w:rPr>
+          <w:rFonts w:ascii="Bookman Old Style" w:hAnsi="Bookman Old Style"/>
+        </w:rPr>
+        <w:t>&lt;&lt;ORIGEN&gt;&gt;</w:t>
+      </w:r>
+    </w:p>
+    <w:p>
+      <w:pPr>
+        <w:spacing w:after="0"/>
+        <w:jc w:val="both"/>
+        <w:rPr>
+          <w:rFonts w:ascii="Bookman Old Style" w:hAnsi="Bookman Old Style"/>
+          <w:b/>
+          <w:u w:val="single"/>
+        </w:rPr>
+      </w:pPr>
+    </w:p>
+    <w:p>
+      <w:pPr>
+        <w:spacing w:after="0"/>
+        <w:jc w:val="center"/>
+        <w:rPr>
+          <w:rFonts w:ascii="Bookman Old Style" w:hAnsi="Bookman Old Style"/>
+          <w:b/>
+        </w:rPr>
+      </w:pPr>
+      <w:r>
+        <w:rPr>
+          <w:rFonts w:ascii="Bookman Old Style" w:hAnsi="Bookman Old Style"/>
+          <w:b/>
+        </w:rPr>
+        <w:t>INFORME</w:t>
+      </w:r>
+    </w:p>
+    <w:p>
+      <w:pPr>
+        <w:spacing w:after="0"/>
+        <w:jc w:val="both"/>
+        <w:rPr>
+          <w:rFonts w:ascii="Bookman Old Style" w:hAnsi="Bookman Old Style"/>
+          <w:b/>
+          <w:u w:val="single"/>
+        </w:rPr>
+      </w:pPr>
+    </w:p>
+    <w:tbl>
+      <w:tblPr>
+        <w:tblStyle w:val="Tablaconcuadrcula"/>
+        <w:tblW w:w="0" w:type="auto"/>
+        <w:tblLook w:val="04A0" w:firstRow="1" w:lastRow="0" w:firstColumn="1" w:lastColumn="0" w:noHBand="0" w:noVBand="1"/>
+      </w:tblPr>
+      <w:tblGrid>
+        <w:gridCol w:w="9346"/>
+      </w:tblGrid>
+      <w:tr>
+        <w:tc>
+          <w:tcPr>
+            <w:tcW w:w="9346" w:type="dxa"/>
+          </w:tcPr>
+          <w:p>
+            <w:pPr>
+              <w:pStyle w:val="Prrafodelista"/>
+              <w:numPr>
+                <w:ilvl w:val="0"/>
+                <w:numId w:val="0"/>
+              </w:numPr>
+            </w:pPr>
+            <w:r>
+              <w:rPr>
+                <w:b/>
+              </w:rPr>
+              <w:t>Nota:</w:t>
+            </w:r>
+            <w:r>
+              <w:t xml:space="preserve"> S’ha publicat l’Ordenança relativa a la intervenció administrativa municipal en les activitats de Cornellà de Llobregat (versió vigent des del 19 de juny de 2025).</w:t>
+            </w:r>
+          </w:p>
+          <w:p>
+            <w:pPr>
+              <w:pStyle w:val="Prrafodelista"/>
+              <w:numPr>
+                <w:ilvl w:val="0"/>
+                <w:numId w:val="0"/>
+              </w:numPr>
+              <w:rPr>
+                <w:b/>
+              </w:rPr>
+            </w:pPr>
+            <w:hyperlink ns2:id="rId8" w:history="1">
+              <w:r>
+                <w:rPr>
+                  <w:rStyle w:val="Hipervnculo"/>
+                  <w:sz w:val="20"/>
+                </w:rPr>
+                <w:t>https://cido.diba.cat/normativa_local/1951/ordenanca-reguladora-de-la-intervencio-administrativa-municipal-en-les-activitats-ajuntament-de-cornella-de-llobregat</w:t>
+              </w:r>
+            </w:hyperlink>
+          </w:p>
+        </w:tc>
+      </w:tr>
+    </w:tbl>
+    <w:p>
+      <w:pPr>
+        <w:pStyle w:val="Prrafodelista"/>
+        <w:numPr>
+          <w:ilvl w:val="0"/>
+          <w:numId w:val="0"/>
+        </w:numPr>
+        <w:rPr>
+          <w:b/>
+        </w:rPr>
+      </w:pPr>
+    </w:p>
     <w:sectPr>
-      <w:headerReference w:type="default" r:id="rId9"/>
+      <w:headerReference w:type="default" ns2:id="rId9"/>
       <w:pgSz w:w="11906" w:h="16838"/>
       <w:pgMar w:top="1417" w:right="849" w:bottom="993" w:left="1701" w:header="708" w:footer="708" w:gutter="0"/>
       <w:cols w:space="708"/>

--- a/ESTRUCTURALS/0 CAPCALERA.docx
+++ b/ESTRUCTURALS/0 CAPCALERA.docx
@@ -1,6 +1,6 @@
 
 <file path=word/document.xml><?xml version="1.0" encoding="utf-8"?>
-<w:document xmlns:ns1="http://schemas.openxmlformats.org/markup-compatibility/2006" xmlns:ns2="http://schemas.openxmlformats.org/officeDocument/2006/relationships" xmlns:w="http://schemas.openxmlformats.org/wordprocessingml/2006/main" ns1:Ignorable="w14 w15 w16se wp14">
+<w:document xmlns:wpc="http://schemas.microsoft.com/office/word/2010/wordprocessingCanvas" xmlns:cx="http://schemas.microsoft.com/office/drawing/2014/chartex" xmlns:cx1="http://schemas.microsoft.com/office/drawing/2015/9/8/chartex" xmlns:mc="http://schemas.openxmlformats.org/markup-compatibility/2006" xmlns:o="urn:schemas-microsoft-com:office:office" xmlns:r="http://schemas.openxmlformats.org/officeDocument/2006/relationships" xmlns:m="http://schemas.openxmlformats.org/officeDocument/2006/math" xmlns:v="urn:schemas-microsoft-com:vml" xmlns:wp14="http://schemas.microsoft.com/office/word/2010/wordprocessingDrawing" xmlns:wp="http://schemas.openxmlformats.org/drawingml/2006/wordprocessingDrawing" xmlns:w10="urn:schemas-microsoft-com:office:word" xmlns:w="http://schemas.openxmlformats.org/wordprocessingml/2006/main" xmlns:w14="http://schemas.microsoft.com/office/word/2010/wordml" xmlns:w15="http://schemas.microsoft.com/office/word/2012/wordml" xmlns:w16se="http://schemas.microsoft.com/office/word/2015/wordml/symex" xmlns:wpg="http://schemas.microsoft.com/office/word/2010/wordprocessingGroup" xmlns:wpi="http://schemas.microsoft.com/office/word/2010/wordprocessingInk" xmlns:wne="http://schemas.microsoft.com/office/word/2006/wordml" xmlns:wps="http://schemas.microsoft.com/office/word/2010/wordprocessingShape" mc:Ignorable="w14 w15 w16se wp14">
   <w:body>
     <w:p>
       <w:pPr>
@@ -15,16 +15,7 @@
           <w:rFonts w:ascii="Bookman Old Style" w:hAnsi="Bookman Old Style"/>
           <w:b/>
         </w:rPr>
-        <w:t>Activitats i Orden</w:t>
-      </w:r>
-      <w:bookmarkStart w:id="0" w:name="_GoBack"/>
-      <w:bookmarkEnd w:id="0"/>
-      <w:r>
-        <w:rPr>
-          <w:rFonts w:ascii="Bookman Old Style" w:hAnsi="Bookman Old Style"/>
-          <w:b/>
-        </w:rPr>
-        <w:t>ances Cíviques</w:t>
+        <w:t>Activitats i Ordenances Cíviques</w:t>
       </w:r>
       <w:r>
         <w:tab/>
@@ -157,41 +148,67 @@
         <w:jc w:val="both"/>
         <w:rPr>
           <w:rFonts w:ascii="Bookman Old Style" w:hAnsi="Bookman Old Style"/>
+        </w:rPr>
+      </w:pPr>
+      <w:r>
+        <w:rPr>
+          <w:rFonts w:ascii="Bookman Old Style" w:hAnsi="Bookman Old Style"/>
           <w:b/>
         </w:rPr>
-      </w:pPr>
+        <w:t>Activitat:</w:t>
+      </w:r>
       <w:r>
         <w:rPr>
           <w:rFonts w:ascii="Bookman Old Style" w:hAnsi="Bookman Old Style"/>
           <w:b/>
         </w:rPr>
-        <w:t>Activitat:</w:t>
-      </w:r>
-      <w:r>
+        <w:tab/>
+      </w:r>
+      <w:r>
+        <w:rPr>
+          <w:rFonts w:ascii="Bookman Old Style" w:hAnsi="Bookman Old Style"/>
+        </w:rPr>
+        <w:t>&lt;&lt;A</w:t>
+      </w:r>
+      <w:r>
+        <w:rPr>
+          <w:rFonts w:ascii="Bookman Old Style" w:hAnsi="Bookman Old Style"/>
+        </w:rPr>
+        <w:t>CTIVITAT</w:t>
+      </w:r>
+      <w:r>
+        <w:rPr>
+          <w:rFonts w:ascii="Bookman Old Style" w:hAnsi="Bookman Old Style"/>
+        </w:rPr>
+        <w:t>&gt;&gt;</w:t>
+      </w:r>
+    </w:p>
+    <w:p>
+      <w:pPr>
+        <w:spacing w:after="0"/>
+        <w:ind w:left="1560" w:hanging="1560"/>
+        <w:jc w:val="both"/>
         <w:rPr>
           <w:rFonts w:ascii="Bookman Old Style" w:hAnsi="Bookman Old Style"/>
           <w:b/>
         </w:rPr>
+      </w:pPr>
+      <w:r>
+        <w:rPr>
+          <w:rFonts w:ascii="Bookman Old Style" w:hAnsi="Bookman Old Style"/>
+          <w:b/>
+        </w:rPr>
+        <w:t>Classificació:</w:t>
+      </w:r>
+      <w:r>
+        <w:rPr>
+          <w:rFonts w:ascii="Bookman Old Style" w:hAnsi="Bookman Old Style"/>
+          <w:b/>
+        </w:rPr>
         <w:tab/>
       </w:r>
-      <w:r>
-        <w:rPr>
-          <w:rFonts w:ascii="Bookman Old Style" w:hAnsi="Bookman Old Style"/>
-        </w:rPr>
-        <w:t>&lt;&lt;A</w:t>
-      </w:r>
-      <w:r>
-        <w:rPr>
-          <w:rFonts w:ascii="Bookman Old Style" w:hAnsi="Bookman Old Style"/>
-        </w:rPr>
-        <w:t>CTIVITAT</w:t>
-      </w:r>
-      <w:r>
-        <w:rPr>
-          <w:rFonts w:ascii="Bookman Old Style" w:hAnsi="Bookman Old Style"/>
-        </w:rPr>
-        <w:t>&gt;&gt;</w:t>
-      </w:r>
+      <w:bookmarkStart w:id="0" w:name="_GoBack"/>
+      <w:bookmarkEnd w:id="0"/>
     </w:p>
     <w:p>
       <w:pPr>
@@ -349,7 +366,7 @@
                 <w:b/>
               </w:rPr>
             </w:pPr>
-            <w:hyperlink ns2:id="rId8" w:history="1">
+            <w:hyperlink r:id="rId8" w:history="1">
               <w:r>
                 <w:rPr>
                   <w:rStyle w:val="Hipervnculo"/>
@@ -714,403 +731,8 @@
         </w:numPr>
       </w:pPr>
     </w:p>
-    <w:p>
-      <w:r>
-        <w:t>[[CAP:LLIC]]</w:t>
-      </w:r>
-    </w:p>
-    <w:p>
-      <w:pPr>
-        <w:jc w:val="both"/>
-        <w:rPr>
-          <w:rFonts w:ascii="Bookman Old Style" w:hAnsi="Bookman Old Style"/>
-          <w:b/>
-        </w:rPr>
-      </w:pPr>
-      <w:r>
-        <w:rPr>
-          <w:rFonts w:ascii="Bookman Old Style" w:hAnsi="Bookman Old Style"/>
-          <w:b/>
-        </w:rPr>
-        <w:t>Activitats i Orden</w:t>
-      </w:r>
-      <w:bookmarkStart w:id="0" w:name="_GoBack"/>
-      <w:bookmarkEnd w:id="0"/>
-      <w:r>
-        <w:rPr>
-          <w:rFonts w:ascii="Bookman Old Style" w:hAnsi="Bookman Old Style"/>
-          <w:b/>
-        </w:rPr>
-        <w:t>ances Cíviques</w:t>
-      </w:r>
-      <w:r>
-        <w:tab/>
-      </w:r>
-      <w:r>
-        <w:tab/>
-      </w:r>
-      <w:r>
-        <w:tab/>
-      </w:r>
-    </w:p>
-    <w:p>
-      <w:pPr>
-        <w:spacing w:after="0"/>
-        <w:ind w:left="1560" w:hanging="1560"/>
-        <w:jc w:val="both"/>
-        <w:rPr>
-          <w:rFonts w:ascii="Bookman Old Style" w:hAnsi="Bookman Old Style"/>
-          <w:b/>
-        </w:rPr>
-      </w:pPr>
-      <w:r>
-        <w:rPr>
-          <w:rFonts w:ascii="Bookman Old Style" w:hAnsi="Bookman Old Style"/>
-          <w:b/>
-        </w:rPr>
-        <w:t>ID GIA:</w:t>
-      </w:r>
-      <w:r>
-        <w:rPr>
-          <w:rFonts w:ascii="Bookman Old Style" w:hAnsi="Bookman Old Style"/>
-          <w:b/>
-        </w:rPr>
-        <w:tab/>
-      </w:r>
-      <w:r>
-        <w:rPr>
-          <w:rFonts w:ascii="Bookman Old Style" w:hAnsi="Bookman Old Style"/>
-        </w:rPr>
-        <w:t>&lt;&lt;ID</w:t>
-      </w:r>
-      <w:r>
-        <w:rPr>
-          <w:rFonts w:ascii="Bookman Old Style" w:hAnsi="Bookman Old Style"/>
-        </w:rPr>
-        <w:t>_GIA&gt;&gt;</w:t>
-      </w:r>
-    </w:p>
-    <w:p>
-      <w:pPr>
-        <w:spacing w:after="0"/>
-        <w:ind w:left="1560" w:hanging="1560"/>
-        <w:jc w:val="both"/>
-        <w:rPr>
-          <w:rFonts w:ascii="Bookman Old Style" w:hAnsi="Bookman Old Style"/>
-          <w:b/>
-        </w:rPr>
-      </w:pPr>
-      <w:r>
-        <w:rPr>
-          <w:rFonts w:ascii="Bookman Old Style" w:hAnsi="Bookman Old Style"/>
-          <w:b/>
-        </w:rPr>
-        <w:t xml:space="preserve">Exp. </w:t>
-      </w:r>
-      <w:proofErr w:type="spellStart"/>
-      <w:r>
-        <w:rPr>
-          <w:rFonts w:ascii="Bookman Old Style" w:hAnsi="Bookman Old Style"/>
-          <w:b/>
-        </w:rPr>
-        <w:t>Núm</w:t>
-      </w:r>
-      <w:proofErr w:type="spellEnd"/>
-      <w:r>
-        <w:rPr>
-          <w:rFonts w:ascii="Bookman Old Style" w:hAnsi="Bookman Old Style"/>
-          <w:b/>
-        </w:rPr>
-        <w:t xml:space="preserve">: </w:t>
-      </w:r>
-      <w:r>
-        <w:rPr>
-          <w:rFonts w:ascii="Bookman Old Style" w:hAnsi="Bookman Old Style"/>
-          <w:b/>
-        </w:rPr>
-        <w:tab/>
-      </w:r>
-      <w:r>
-        <w:rPr>
-          <w:rFonts w:ascii="Bookman Old Style" w:hAnsi="Bookman Old Style"/>
-        </w:rPr>
-        <w:t>&lt;&lt;EXP_NUM&gt;&gt;</w:t>
-      </w:r>
-    </w:p>
-    <w:p>
-      <w:pPr>
-        <w:spacing w:after="0"/>
-        <w:ind w:left="1560" w:hanging="1560"/>
-        <w:jc w:val="both"/>
-        <w:rPr>
-          <w:rFonts w:ascii="Bookman Old Style" w:hAnsi="Bookman Old Style"/>
-        </w:rPr>
-      </w:pPr>
-      <w:r>
-        <w:rPr>
-          <w:rFonts w:ascii="Bookman Old Style" w:hAnsi="Bookman Old Style"/>
-          <w:b/>
-        </w:rPr>
-        <w:t xml:space="preserve">Adreça: </w:t>
-      </w:r>
-      <w:r>
-        <w:rPr>
-          <w:rFonts w:ascii="Bookman Old Style" w:hAnsi="Bookman Old Style"/>
-          <w:b/>
-        </w:rPr>
-        <w:tab/>
-      </w:r>
-      <w:r>
-        <w:rPr>
-          <w:rFonts w:ascii="Bookman Old Style" w:hAnsi="Bookman Old Style"/>
-        </w:rPr>
-        <w:t>&lt;&lt;ADRECA&gt;&gt;</w:t>
-      </w:r>
-    </w:p>
-    <w:p>
-      <w:pPr>
-        <w:spacing w:after="0"/>
-        <w:ind w:left="1560" w:hanging="1560"/>
-        <w:jc w:val="both"/>
-        <w:rPr>
-          <w:rFonts w:ascii="Bookman Old Style" w:hAnsi="Bookman Old Style"/>
-          <w:b/>
-        </w:rPr>
-      </w:pPr>
-      <w:r>
-        <w:rPr>
-          <w:rFonts w:ascii="Bookman Old Style" w:hAnsi="Bookman Old Style"/>
-          <w:b/>
-        </w:rPr>
-        <w:t>Activitat:</w:t>
-      </w:r>
-      <w:r>
-        <w:rPr>
-          <w:rFonts w:ascii="Bookman Old Style" w:hAnsi="Bookman Old Style"/>
-          <w:b/>
-        </w:rPr>
-        <w:tab/>
-      </w:r>
-      <w:r>
-        <w:rPr>
-          <w:rFonts w:ascii="Bookman Old Style" w:hAnsi="Bookman Old Style"/>
-        </w:rPr>
-        <w:t>&lt;&lt;A</w:t>
-      </w:r>
-      <w:r>
-        <w:rPr>
-          <w:rFonts w:ascii="Bookman Old Style" w:hAnsi="Bookman Old Style"/>
-        </w:rPr>
-        <w:t>CTIVITAT</w:t>
-      </w:r>
-      <w:r>
-        <w:rPr>
-          <w:rFonts w:ascii="Bookman Old Style" w:hAnsi="Bookman Old Style"/>
-        </w:rPr>
-        <w:t>&gt;&gt;</w:t>
-      </w:r>
-    </w:p>
-    <w:p>
-      <w:pPr>
-        <w:spacing w:after="0"/>
-        <w:ind w:left="1560" w:hanging="1560"/>
-        <w:jc w:val="both"/>
-        <w:rPr>
-          <w:rFonts w:ascii="Bookman Old Style" w:hAnsi="Bookman Old Style"/>
-          <w:b/>
-        </w:rPr>
-      </w:pPr>
-      <w:r>
-        <w:rPr>
-          <w:rFonts w:ascii="Bookman Old Style" w:hAnsi="Bookman Old Style"/>
-          <w:b/>
-        </w:rPr>
-        <w:t xml:space="preserve">Classificació: &lt;&lt;CLASSIFICACIO&gt;&gt;</w:t>
-      </w:r>
-    </w:p>
-    <w:p>
-      <w:pPr>
-        <w:spacing w:after="0"/>
-        <w:ind w:left="1560" w:hanging="1560"/>
-        <w:jc w:val="both"/>
-        <w:rPr>
-          <w:rFonts w:ascii="Bookman Old Style" w:hAnsi="Bookman Old Style"/>
-          <w:b/>
-        </w:rPr>
-      </w:pPr>
-      <w:r>
-        <w:rPr>
-          <w:rFonts w:ascii="Bookman Old Style" w:hAnsi="Bookman Old Style"/>
-          <w:b/>
-        </w:rPr>
-        <w:t xml:space="preserve">Titular: </w:t>
-      </w:r>
-      <w:r>
-        <w:rPr>
-          <w:rFonts w:ascii="Bookman Old Style" w:hAnsi="Bookman Old Style"/>
-          <w:b/>
-        </w:rPr>
-        <w:tab/>
-      </w:r>
-      <w:r>
-        <w:rPr>
-          <w:rFonts w:ascii="Bookman Old Style" w:hAnsi="Bookman Old Style"/>
-        </w:rPr>
-        <w:t>&lt;&lt;TITULAR</w:t>
-      </w:r>
-      <w:r>
-        <w:rPr>
-          <w:rFonts w:ascii="Bookman Old Style" w:hAnsi="Bookman Old Style"/>
-        </w:rPr>
-        <w:t>&gt;&gt;</w:t>
-      </w:r>
-    </w:p>
-    <w:p>
-      <w:pPr>
-        <w:spacing w:after="0"/>
-        <w:ind w:left="1560" w:hanging="1560"/>
-        <w:jc w:val="both"/>
-        <w:rPr>
-          <w:rFonts w:ascii="Bookman Old Style" w:hAnsi="Bookman Old Style"/>
-        </w:rPr>
-      </w:pPr>
-      <w:r>
-        <w:rPr>
-          <w:rFonts w:ascii="Bookman Old Style" w:hAnsi="Bookman Old Style"/>
-          <w:b/>
-        </w:rPr>
-        <w:t>Objecte</w:t>
-      </w:r>
-      <w:r>
-        <w:rPr>
-          <w:rFonts w:ascii="Bookman Old Style" w:hAnsi="Bookman Old Style"/>
-          <w:b/>
-        </w:rPr>
-        <w:t xml:space="preserve">: </w:t>
-      </w:r>
-      <w:r>
-        <w:rPr>
-          <w:rFonts w:ascii="Bookman Old Style" w:hAnsi="Bookman Old Style"/>
-          <w:b/>
-        </w:rPr>
-        <w:tab/>
-      </w:r>
-      <w:r>
-        <w:rPr>
-          <w:rFonts w:ascii="Bookman Old Style" w:hAnsi="Bookman Old Style"/>
-        </w:rPr>
-        <w:t>&lt;&lt;ORIGEN&gt;&gt;</w:t>
-      </w:r>
-    </w:p>
-    <w:p>
-      <w:pPr>
-        <w:spacing w:after="0"/>
-        <w:jc w:val="both"/>
-        <w:rPr>
-          <w:rFonts w:ascii="Bookman Old Style" w:hAnsi="Bookman Old Style"/>
-          <w:b/>
-          <w:u w:val="single"/>
-        </w:rPr>
-      </w:pPr>
-    </w:p>
-    <w:p>
-      <w:pPr>
-        <w:spacing w:after="0"/>
-        <w:jc w:val="center"/>
-        <w:rPr>
-          <w:rFonts w:ascii="Bookman Old Style" w:hAnsi="Bookman Old Style"/>
-          <w:b/>
-        </w:rPr>
-      </w:pPr>
-      <w:r>
-        <w:rPr>
-          <w:rFonts w:ascii="Bookman Old Style" w:hAnsi="Bookman Old Style"/>
-          <w:b/>
-        </w:rPr>
-        <w:t>INFORME</w:t>
-      </w:r>
-    </w:p>
-    <w:p>
-      <w:pPr>
-        <w:spacing w:after="0"/>
-        <w:jc w:val="both"/>
-        <w:rPr>
-          <w:rFonts w:ascii="Bookman Old Style" w:hAnsi="Bookman Old Style"/>
-          <w:b/>
-          <w:u w:val="single"/>
-        </w:rPr>
-      </w:pPr>
-    </w:p>
-    <w:tbl>
-      <w:tblPr>
-        <w:tblStyle w:val="Tablaconcuadrcula"/>
-        <w:tblW w:w="0" w:type="auto"/>
-        <w:tblLook w:val="04A0" w:firstRow="1" w:lastRow="0" w:firstColumn="1" w:lastColumn="0" w:noHBand="0" w:noVBand="1"/>
-      </w:tblPr>
-      <w:tblGrid>
-        <w:gridCol w:w="9346"/>
-      </w:tblGrid>
-      <w:tr>
-        <w:tc>
-          <w:tcPr>
-            <w:tcW w:w="9346" w:type="dxa"/>
-          </w:tcPr>
-          <w:p>
-            <w:pPr>
-              <w:pStyle w:val="Prrafodelista"/>
-              <w:numPr>
-                <w:ilvl w:val="0"/>
-                <w:numId w:val="0"/>
-              </w:numPr>
-            </w:pPr>
-            <w:r>
-              <w:rPr>
-                <w:b/>
-              </w:rPr>
-              <w:t>Nota:</w:t>
-            </w:r>
-            <w:r>
-              <w:t xml:space="preserve"> S’ha publicat l’Ordenança relativa a la intervenció administrativa municipal en les activitats de Cornellà de Llobregat (versió vigent des del 19 de juny de 2025).</w:t>
-            </w:r>
-          </w:p>
-          <w:p>
-            <w:pPr>
-              <w:pStyle w:val="Prrafodelista"/>
-              <w:numPr>
-                <w:ilvl w:val="0"/>
-                <w:numId w:val="0"/>
-              </w:numPr>
-              <w:rPr>
-                <w:b/>
-              </w:rPr>
-            </w:pPr>
-            <w:hyperlink ns2:id="rId8" w:history="1">
-              <w:r>
-                <w:rPr>
-                  <w:rStyle w:val="Hipervnculo"/>
-                  <w:sz w:val="20"/>
-                </w:rPr>
-                <w:t>https://cido.diba.cat/normativa_local/1951/ordenanca-reguladora-de-la-intervencio-administrativa-municipal-en-les-activitats-ajuntament-de-cornella-de-llobregat</w:t>
-              </w:r>
-            </w:hyperlink>
-          </w:p>
-        </w:tc>
-      </w:tr>
-    </w:tbl>
-    <w:p>
-      <w:pPr>
-        <w:pStyle w:val="Prrafodelista"/>
-        <w:numPr>
-          <w:ilvl w:val="0"/>
-          <w:numId w:val="0"/>
-        </w:numPr>
-        <w:rPr>
-          <w:b/>
-        </w:rPr>
-      </w:pPr>
-    </w:p>
     <w:sectPr>
-      <w:headerReference w:type="default" ns2:id="rId9"/>
+      <w:headerReference w:type="default" r:id="rId9"/>
       <w:pgSz w:w="11906" w:h="16838"/>
       <w:pgMar w:top="1417" w:right="849" w:bottom="993" w:left="1701" w:header="708" w:footer="708" w:gutter="0"/>
       <w:cols w:space="708"/>
@@ -6155,7 +5777,7 @@
 </file>
 
 <file path=customXml/itemProps1.xml><?xml version="1.0" encoding="utf-8"?>
-<ds:datastoreItem xmlns:ds="http://schemas.openxmlformats.org/officeDocument/2006/customXml" ds:itemID="{DB3233DD-B0FC-4EA5-8D28-0CCEA8576DA7}">
+<ds:datastoreItem xmlns:ds="http://schemas.openxmlformats.org/officeDocument/2006/customXml" ds:itemID="{13480AE9-EA90-4888-92B4-7D351B53969C}">
   <ds:schemaRefs>
     <ds:schemaRef ds:uri="http://schemas.openxmlformats.org/officeDocument/2006/bibliography"/>
   </ds:schemaRefs>

--- a/ESTRUCTURALS/0 CAPCALERA.docx
+++ b/ESTRUCTURALS/0 CAPCALERA.docx
@@ -1,6 +1,6 @@
 
 <file path=word/document.xml><?xml version="1.0" encoding="utf-8"?>
-<w:document xmlns:wpc="http://schemas.microsoft.com/office/word/2010/wordprocessingCanvas" xmlns:cx="http://schemas.microsoft.com/office/drawing/2014/chartex" xmlns:cx1="http://schemas.microsoft.com/office/drawing/2015/9/8/chartex" xmlns:mc="http://schemas.openxmlformats.org/markup-compatibility/2006" xmlns:o="urn:schemas-microsoft-com:office:office" xmlns:r="http://schemas.openxmlformats.org/officeDocument/2006/relationships" xmlns:m="http://schemas.openxmlformats.org/officeDocument/2006/math" xmlns:v="urn:schemas-microsoft-com:vml" xmlns:wp14="http://schemas.microsoft.com/office/word/2010/wordprocessingDrawing" xmlns:wp="http://schemas.openxmlformats.org/drawingml/2006/wordprocessingDrawing" xmlns:w10="urn:schemas-microsoft-com:office:word" xmlns:w="http://schemas.openxmlformats.org/wordprocessingml/2006/main" xmlns:w14="http://schemas.microsoft.com/office/word/2010/wordml" xmlns:w15="http://schemas.microsoft.com/office/word/2012/wordml" xmlns:w16se="http://schemas.microsoft.com/office/word/2015/wordml/symex" xmlns:wpg="http://schemas.microsoft.com/office/word/2010/wordprocessingGroup" xmlns:wpi="http://schemas.microsoft.com/office/word/2010/wordprocessingInk" xmlns:wne="http://schemas.microsoft.com/office/word/2006/wordml" xmlns:wps="http://schemas.microsoft.com/office/word/2010/wordprocessingShape" mc:Ignorable="w14 w15 w16se wp14">
+<w:document xmlns:ns1="http://schemas.openxmlformats.org/markup-compatibility/2006" xmlns:ns2="http://schemas.openxmlformats.org/officeDocument/2006/relationships" xmlns:w="http://schemas.openxmlformats.org/wordprocessingml/2006/main" ns1:Ignorable="w14 w15 w16se wp14">
   <w:body>
     <w:p>
       <w:pPr>
@@ -182,33 +182,6 @@
         </w:rPr>
         <w:t>&gt;&gt;</w:t>
       </w:r>
-    </w:p>
-    <w:p>
-      <w:pPr>
-        <w:spacing w:after="0"/>
-        <w:ind w:left="1560" w:hanging="1560"/>
-        <w:jc w:val="both"/>
-        <w:rPr>
-          <w:rFonts w:ascii="Bookman Old Style" w:hAnsi="Bookman Old Style"/>
-          <w:b/>
-        </w:rPr>
-      </w:pPr>
-      <w:r>
-        <w:rPr>
-          <w:rFonts w:ascii="Bookman Old Style" w:hAnsi="Bookman Old Style"/>
-          <w:b/>
-        </w:rPr>
-        <w:t>Classificació:</w:t>
-      </w:r>
-      <w:r>
-        <w:rPr>
-          <w:rFonts w:ascii="Bookman Old Style" w:hAnsi="Bookman Old Style"/>
-          <w:b/>
-        </w:rPr>
-        <w:tab/>
-      </w:r>
-      <w:bookmarkStart w:id="0" w:name="_GoBack"/>
-      <w:bookmarkEnd w:id="0"/>
     </w:p>
     <w:p>
       <w:pPr>
@@ -366,7 +339,7 @@
                 <w:b/>
               </w:rPr>
             </w:pPr>
-            <w:hyperlink r:id="rId8" w:history="1">
+            <w:hyperlink ns2:id="rId8" w:history="1">
               <w:r>
                 <w:rPr>
                   <w:rStyle w:val="Hipervnculo"/>
@@ -731,8 +704,402 @@
         </w:numPr>
       </w:pPr>
     </w:p>
+    <w:p>
+      <w:r>
+        <w:t>[[CAP:LLIC]]</w:t>
+      </w:r>
+    </w:p>
+    <w:p>
+      <w:pPr>
+        <w:jc w:val="both"/>
+        <w:rPr>
+          <w:rFonts w:ascii="Bookman Old Style" w:hAnsi="Bookman Old Style"/>
+          <w:b/>
+        </w:rPr>
+      </w:pPr>
+      <w:r>
+        <w:rPr>
+          <w:rFonts w:ascii="Bookman Old Style" w:hAnsi="Bookman Old Style"/>
+          <w:b/>
+        </w:rPr>
+        <w:t>Activitats i Ordenances Cíviques</w:t>
+      </w:r>
+      <w:r>
+        <w:tab/>
+      </w:r>
+      <w:r>
+        <w:tab/>
+      </w:r>
+      <w:r>
+        <w:tab/>
+      </w:r>
+    </w:p>
+    <w:p>
+      <w:pPr>
+        <w:spacing w:after="0"/>
+        <w:ind w:left="1560" w:hanging="1560"/>
+        <w:jc w:val="both"/>
+        <w:rPr>
+          <w:rFonts w:ascii="Bookman Old Style" w:hAnsi="Bookman Old Style"/>
+          <w:b/>
+        </w:rPr>
+      </w:pPr>
+      <w:r>
+        <w:rPr>
+          <w:rFonts w:ascii="Bookman Old Style" w:hAnsi="Bookman Old Style"/>
+          <w:b/>
+        </w:rPr>
+        <w:t>ID GIA:</w:t>
+      </w:r>
+      <w:r>
+        <w:rPr>
+          <w:rFonts w:ascii="Bookman Old Style" w:hAnsi="Bookman Old Style"/>
+          <w:b/>
+        </w:rPr>
+        <w:tab/>
+      </w:r>
+      <w:r>
+        <w:rPr>
+          <w:rFonts w:ascii="Bookman Old Style" w:hAnsi="Bookman Old Style"/>
+        </w:rPr>
+        <w:t>&lt;&lt;ID</w:t>
+      </w:r>
+      <w:r>
+        <w:rPr>
+          <w:rFonts w:ascii="Bookman Old Style" w:hAnsi="Bookman Old Style"/>
+        </w:rPr>
+        <w:t>_GIA&gt;&gt;</w:t>
+      </w:r>
+    </w:p>
+    <w:p>
+      <w:pPr>
+        <w:spacing w:after="0"/>
+        <w:ind w:left="1560" w:hanging="1560"/>
+        <w:jc w:val="both"/>
+        <w:rPr>
+          <w:rFonts w:ascii="Bookman Old Style" w:hAnsi="Bookman Old Style"/>
+          <w:b/>
+        </w:rPr>
+      </w:pPr>
+      <w:r>
+        <w:rPr>
+          <w:rFonts w:ascii="Bookman Old Style" w:hAnsi="Bookman Old Style"/>
+          <w:b/>
+        </w:rPr>
+        <w:t xml:space="preserve">Exp. </w:t>
+      </w:r>
+      <w:proofErr w:type="spellStart"/>
+      <w:r>
+        <w:rPr>
+          <w:rFonts w:ascii="Bookman Old Style" w:hAnsi="Bookman Old Style"/>
+          <w:b/>
+        </w:rPr>
+        <w:t>Núm</w:t>
+      </w:r>
+      <w:proofErr w:type="spellEnd"/>
+      <w:r>
+        <w:rPr>
+          <w:rFonts w:ascii="Bookman Old Style" w:hAnsi="Bookman Old Style"/>
+          <w:b/>
+        </w:rPr>
+        <w:t xml:space="preserve">: </w:t>
+      </w:r>
+      <w:r>
+        <w:rPr>
+          <w:rFonts w:ascii="Bookman Old Style" w:hAnsi="Bookman Old Style"/>
+          <w:b/>
+        </w:rPr>
+        <w:tab/>
+      </w:r>
+      <w:r>
+        <w:rPr>
+          <w:rFonts w:ascii="Bookman Old Style" w:hAnsi="Bookman Old Style"/>
+        </w:rPr>
+        <w:t>&lt;&lt;EXP_NUM&gt;&gt;</w:t>
+      </w:r>
+    </w:p>
+    <w:p>
+      <w:pPr>
+        <w:spacing w:after="0"/>
+        <w:ind w:left="1560" w:hanging="1560"/>
+        <w:jc w:val="both"/>
+        <w:rPr>
+          <w:rFonts w:ascii="Bookman Old Style" w:hAnsi="Bookman Old Style"/>
+        </w:rPr>
+      </w:pPr>
+      <w:r>
+        <w:rPr>
+          <w:rFonts w:ascii="Bookman Old Style" w:hAnsi="Bookman Old Style"/>
+          <w:b/>
+        </w:rPr>
+        <w:t xml:space="preserve">Adreça: </w:t>
+      </w:r>
+      <w:r>
+        <w:rPr>
+          <w:rFonts w:ascii="Bookman Old Style" w:hAnsi="Bookman Old Style"/>
+          <w:b/>
+        </w:rPr>
+        <w:tab/>
+      </w:r>
+      <w:r>
+        <w:rPr>
+          <w:rFonts w:ascii="Bookman Old Style" w:hAnsi="Bookman Old Style"/>
+        </w:rPr>
+        <w:t>&lt;&lt;ADRECA&gt;&gt;</w:t>
+      </w:r>
+    </w:p>
+    <w:p>
+      <w:pPr>
+        <w:spacing w:after="0"/>
+        <w:ind w:left="1560" w:hanging="1560"/>
+        <w:jc w:val="both"/>
+        <w:rPr>
+          <w:rFonts w:ascii="Bookman Old Style" w:hAnsi="Bookman Old Style"/>
+        </w:rPr>
+      </w:pPr>
+      <w:r>
+        <w:rPr>
+          <w:rFonts w:ascii="Bookman Old Style" w:hAnsi="Bookman Old Style"/>
+          <w:b/>
+        </w:rPr>
+        <w:t>Activitat:</w:t>
+      </w:r>
+      <w:r>
+        <w:rPr>
+          <w:rFonts w:ascii="Bookman Old Style" w:hAnsi="Bookman Old Style"/>
+          <w:b/>
+        </w:rPr>
+        <w:tab/>
+      </w:r>
+      <w:r>
+        <w:rPr>
+          <w:rFonts w:ascii="Bookman Old Style" w:hAnsi="Bookman Old Style"/>
+        </w:rPr>
+        <w:t>&lt;&lt;A</w:t>
+      </w:r>
+      <w:r>
+        <w:rPr>
+          <w:rFonts w:ascii="Bookman Old Style" w:hAnsi="Bookman Old Style"/>
+        </w:rPr>
+        <w:t>CTIVITAT</w:t>
+      </w:r>
+      <w:r>
+        <w:rPr>
+          <w:rFonts w:ascii="Bookman Old Style" w:hAnsi="Bookman Old Style"/>
+        </w:rPr>
+        <w:t>&gt;&gt;</w:t>
+      </w:r>
+    </w:p>
+    <w:p>
+      <w:pPr>
+        <w:spacing w:after="0"/>
+        <w:ind w:left="1560" w:hanging="1560"/>
+        <w:jc w:val="both"/>
+        <w:rPr>
+          <w:rFonts w:ascii="Bookman Old Style" w:hAnsi="Bookman Old Style"/>
+          <w:b/>
+        </w:rPr>
+      </w:pPr>
+      <w:r>
+        <w:rPr>
+          <w:rFonts w:ascii="Bookman Old Style" w:hAnsi="Bookman Old Style"/>
+          <w:b/>
+        </w:rPr>
+        <w:t xml:space="preserve">Classificació: &lt;&lt;CLASSIFICACIO&gt;&gt;</w:t>
+      </w:r>
+      <w:r>
+        <w:rPr>
+          <w:rFonts w:ascii="Bookman Old Style" w:hAnsi="Bookman Old Style"/>
+          <w:b/>
+        </w:rPr>
+        <w:tab/>
+      </w:r>
+      <w:bookmarkStart w:id="0" w:name="_GoBack"/>
+      <w:bookmarkEnd w:id="0"/>
+    </w:p>
+    <w:p>
+      <w:pPr>
+        <w:spacing w:after="0"/>
+        <w:ind w:left="1560" w:hanging="1560"/>
+        <w:jc w:val="both"/>
+        <w:rPr>
+          <w:rFonts w:ascii="Bookman Old Style" w:hAnsi="Bookman Old Style"/>
+          <w:b/>
+        </w:rPr>
+      </w:pPr>
+      <w:r>
+        <w:rPr>
+          <w:rFonts w:ascii="Bookman Old Style" w:hAnsi="Bookman Old Style"/>
+          <w:b/>
+        </w:rPr>
+        <w:t xml:space="preserve">Titular: </w:t>
+      </w:r>
+      <w:r>
+        <w:rPr>
+          <w:rFonts w:ascii="Bookman Old Style" w:hAnsi="Bookman Old Style"/>
+          <w:b/>
+        </w:rPr>
+        <w:tab/>
+      </w:r>
+      <w:r>
+        <w:rPr>
+          <w:rFonts w:ascii="Bookman Old Style" w:hAnsi="Bookman Old Style"/>
+        </w:rPr>
+        <w:t>&lt;&lt;TITULAR</w:t>
+      </w:r>
+      <w:r>
+        <w:rPr>
+          <w:rFonts w:ascii="Bookman Old Style" w:hAnsi="Bookman Old Style"/>
+        </w:rPr>
+        <w:t>&gt;&gt;</w:t>
+      </w:r>
+    </w:p>
+    <w:p>
+      <w:pPr>
+        <w:spacing w:after="0"/>
+        <w:ind w:left="1560" w:hanging="1560"/>
+        <w:jc w:val="both"/>
+        <w:rPr>
+          <w:rFonts w:ascii="Bookman Old Style" w:hAnsi="Bookman Old Style"/>
+        </w:rPr>
+      </w:pPr>
+      <w:r>
+        <w:rPr>
+          <w:rFonts w:ascii="Bookman Old Style" w:hAnsi="Bookman Old Style"/>
+          <w:b/>
+        </w:rPr>
+        <w:t>Objecte</w:t>
+      </w:r>
+      <w:r>
+        <w:rPr>
+          <w:rFonts w:ascii="Bookman Old Style" w:hAnsi="Bookman Old Style"/>
+          <w:b/>
+        </w:rPr>
+        <w:t xml:space="preserve">: </w:t>
+      </w:r>
+      <w:r>
+        <w:rPr>
+          <w:rFonts w:ascii="Bookman Old Style" w:hAnsi="Bookman Old Style"/>
+          <w:b/>
+        </w:rPr>
+        <w:tab/>
+      </w:r>
+      <w:r>
+        <w:rPr>
+          <w:rFonts w:ascii="Bookman Old Style" w:hAnsi="Bookman Old Style"/>
+        </w:rPr>
+        <w:t>&lt;&lt;ORIGEN&gt;&gt;</w:t>
+      </w:r>
+    </w:p>
+    <w:p>
+      <w:pPr>
+        <w:spacing w:after="0"/>
+        <w:jc w:val="both"/>
+        <w:rPr>
+          <w:rFonts w:ascii="Bookman Old Style" w:hAnsi="Bookman Old Style"/>
+          <w:b/>
+          <w:u w:val="single"/>
+        </w:rPr>
+      </w:pPr>
+    </w:p>
+    <w:p>
+      <w:pPr>
+        <w:spacing w:after="0"/>
+        <w:jc w:val="center"/>
+        <w:rPr>
+          <w:rFonts w:ascii="Bookman Old Style" w:hAnsi="Bookman Old Style"/>
+          <w:b/>
+        </w:rPr>
+      </w:pPr>
+      <w:r>
+        <w:rPr>
+          <w:rFonts w:ascii="Bookman Old Style" w:hAnsi="Bookman Old Style"/>
+          <w:b/>
+        </w:rPr>
+        <w:t>INFORME</w:t>
+      </w:r>
+    </w:p>
+    <w:p>
+      <w:pPr>
+        <w:spacing w:after="0"/>
+        <w:jc w:val="both"/>
+        <w:rPr>
+          <w:rFonts w:ascii="Bookman Old Style" w:hAnsi="Bookman Old Style"/>
+          <w:b/>
+          <w:u w:val="single"/>
+        </w:rPr>
+      </w:pPr>
+    </w:p>
+    <w:tbl>
+      <w:tblPr>
+        <w:tblStyle w:val="Tablaconcuadrcula"/>
+        <w:tblW w:w="0" w:type="auto"/>
+        <w:tblLook w:val="04A0" w:firstRow="1" w:lastRow="0" w:firstColumn="1" w:lastColumn="0" w:noHBand="0" w:noVBand="1"/>
+      </w:tblPr>
+      <w:tblGrid>
+        <w:gridCol w:w="9346"/>
+      </w:tblGrid>
+      <w:tr>
+        <w:tc>
+          <w:tcPr>
+            <w:tcW w:w="9346" w:type="dxa"/>
+          </w:tcPr>
+          <w:p>
+            <w:pPr>
+              <w:pStyle w:val="Prrafodelista"/>
+              <w:numPr>
+                <w:ilvl w:val="0"/>
+                <w:numId w:val="0"/>
+              </w:numPr>
+            </w:pPr>
+            <w:r>
+              <w:rPr>
+                <w:b/>
+              </w:rPr>
+              <w:t>Nota:</w:t>
+            </w:r>
+            <w:r>
+              <w:t xml:space="preserve"> S’ha publicat l’Ordenança relativa a la intervenció administrativa municipal en les activitats de Cornellà de Llobregat (versió vigent des del 19 de juny de 2025).</w:t>
+            </w:r>
+          </w:p>
+          <w:p>
+            <w:pPr>
+              <w:pStyle w:val="Prrafodelista"/>
+              <w:numPr>
+                <w:ilvl w:val="0"/>
+                <w:numId w:val="0"/>
+              </w:numPr>
+              <w:rPr>
+                <w:b/>
+              </w:rPr>
+            </w:pPr>
+            <w:hyperlink ns2:id="rId8" w:history="1">
+              <w:r>
+                <w:rPr>
+                  <w:rStyle w:val="Hipervnculo"/>
+                  <w:sz w:val="20"/>
+                </w:rPr>
+                <w:t>https://cido.diba.cat/normativa_local/1951/ordenanca-reguladora-de-la-intervencio-administrativa-municipal-en-les-activitats-ajuntament-de-cornella-de-llobregat</w:t>
+              </w:r>
+            </w:hyperlink>
+          </w:p>
+        </w:tc>
+      </w:tr>
+    </w:tbl>
+    <w:p>
+      <w:pPr>
+        <w:pStyle w:val="Prrafodelista"/>
+        <w:numPr>
+          <w:ilvl w:val="0"/>
+          <w:numId w:val="0"/>
+        </w:numPr>
+        <w:rPr>
+          <w:b/>
+        </w:rPr>
+      </w:pPr>
+    </w:p>
     <w:sectPr>
-      <w:headerReference w:type="default" r:id="rId9"/>
+      <w:headerReference w:type="default" ns2:id="rId9"/>
       <w:pgSz w:w="11906" w:h="16838"/>
       <w:pgMar w:top="1417" w:right="849" w:bottom="993" w:left="1701" w:header="708" w:footer="708" w:gutter="0"/>
       <w:cols w:space="708"/>

--- a/ESTRUCTURALS/0 CAPCALERA.docx
+++ b/ESTRUCTURALS/0 CAPCALERA.docx
@@ -1,6 +1,6 @@
 
 <file path=word/document.xml><?xml version="1.0" encoding="utf-8"?>
-<w:document xmlns:ns1="http://schemas.openxmlformats.org/markup-compatibility/2006" xmlns:ns2="http://schemas.openxmlformats.org/officeDocument/2006/relationships" xmlns:w="http://schemas.openxmlformats.org/wordprocessingml/2006/main" ns1:Ignorable="w14 w15 w16se wp14">
+<w:document xmlns:wpc="http://schemas.microsoft.com/office/word/2010/wordprocessingCanvas" xmlns:cx="http://schemas.microsoft.com/office/drawing/2014/chartex" xmlns:cx1="http://schemas.microsoft.com/office/drawing/2015/9/8/chartex" xmlns:mc="http://schemas.openxmlformats.org/markup-compatibility/2006" xmlns:o="urn:schemas-microsoft-com:office:office" xmlns:r="http://schemas.openxmlformats.org/officeDocument/2006/relationships" xmlns:m="http://schemas.openxmlformats.org/officeDocument/2006/math" xmlns:v="urn:schemas-microsoft-com:vml" xmlns:wp14="http://schemas.microsoft.com/office/word/2010/wordprocessingDrawing" xmlns:wp="http://schemas.openxmlformats.org/drawingml/2006/wordprocessingDrawing" xmlns:w10="urn:schemas-microsoft-com:office:word" xmlns:w="http://schemas.openxmlformats.org/wordprocessingml/2006/main" xmlns:w14="http://schemas.microsoft.com/office/word/2010/wordml" xmlns:w15="http://schemas.microsoft.com/office/word/2012/wordml" xmlns:w16se="http://schemas.microsoft.com/office/word/2015/wordml/symex" xmlns:wpg="http://schemas.microsoft.com/office/word/2010/wordprocessingGroup" xmlns:wpi="http://schemas.microsoft.com/office/word/2010/wordprocessingInk" xmlns:wne="http://schemas.microsoft.com/office/word/2006/wordml" xmlns:wps="http://schemas.microsoft.com/office/word/2010/wordprocessingShape" mc:Ignorable="w14 w15 w16se wp14">
   <w:body>
     <w:p>
       <w:pPr>
@@ -339,7 +339,7 @@
                 <w:b/>
               </w:rPr>
             </w:pPr>
-            <w:hyperlink ns2:id="rId8" w:history="1">
+            <w:hyperlink r:id="rId8" w:history="1">
               <w:r>
                 <w:rPr>
                   <w:rStyle w:val="Hipervnculo"/>
@@ -1030,62 +1030,6 @@
         </w:rPr>
       </w:pPr>
     </w:p>
-    <w:tbl>
-      <w:tblPr>
-        <w:tblStyle w:val="Tablaconcuadrcula"/>
-        <w:tblW w:w="0" w:type="auto"/>
-        <w:tblLook w:val="04A0" w:firstRow="1" w:lastRow="0" w:firstColumn="1" w:lastColumn="0" w:noHBand="0" w:noVBand="1"/>
-      </w:tblPr>
-      <w:tblGrid>
-        <w:gridCol w:w="9346"/>
-      </w:tblGrid>
-      <w:tr>
-        <w:tc>
-          <w:tcPr>
-            <w:tcW w:w="9346" w:type="dxa"/>
-          </w:tcPr>
-          <w:p>
-            <w:pPr>
-              <w:pStyle w:val="Prrafodelista"/>
-              <w:numPr>
-                <w:ilvl w:val="0"/>
-                <w:numId w:val="0"/>
-              </w:numPr>
-            </w:pPr>
-            <w:r>
-              <w:rPr>
-                <w:b/>
-              </w:rPr>
-              <w:t>Nota:</w:t>
-            </w:r>
-            <w:r>
-              <w:t xml:space="preserve"> S’ha publicat l’Ordenança relativa a la intervenció administrativa municipal en les activitats de Cornellà de Llobregat (versió vigent des del 19 de juny de 2025).</w:t>
-            </w:r>
-          </w:p>
-          <w:p>
-            <w:pPr>
-              <w:pStyle w:val="Prrafodelista"/>
-              <w:numPr>
-                <w:ilvl w:val="0"/>
-                <w:numId w:val="0"/>
-              </w:numPr>
-              <w:rPr>
-                <w:b/>
-              </w:rPr>
-            </w:pPr>
-            <w:hyperlink ns2:id="rId8" w:history="1">
-              <w:r>
-                <w:rPr>
-                  <w:rStyle w:val="Hipervnculo"/>
-                  <w:sz w:val="20"/>
-                </w:rPr>
-                <w:t>https://cido.diba.cat/normativa_local/1951/ordenanca-reguladora-de-la-intervencio-administrativa-municipal-en-les-activitats-ajuntament-de-cornella-de-llobregat</w:t>
-              </w:r>
-            </w:hyperlink>
-          </w:p>
-        </w:tc>
-      </w:tr>
-    </w:tbl>
     <w:p>
       <w:pPr>
         <w:pStyle w:val="Prrafodelista"/>
@@ -1093,13 +1037,52 @@
           <w:ilvl w:val="0"/>
           <w:numId w:val="0"/>
         </w:numPr>
+      </w:pPr>
+      <w:r>
+        <w:rPr>
+          <w:b/>
+        </w:rPr>
+        <w:t>Nota:</w:t>
+      </w:r>
+      <w:r>
+        <w:t xml:space="preserve"> S’ha publicat l’Ordenança relativa a la intervenció administrativa municipal en les activitats de Cornellà de Llobregat (versió vigent des del 19 de juny de 2025).</w:t>
+      </w:r>
+    </w:p>
+    <w:p>
+      <w:pPr>
+        <w:pStyle w:val="Prrafodelista"/>
+        <w:numPr>
+          <w:ilvl w:val="0"/>
+          <w:numId w:val="0"/>
+        </w:numPr>
+        <w:rPr>
+          <w:b/>
+        </w:rPr>
+      </w:pPr>
+      <w:hyperlink r:id="rId8" w:history="1">
+        <w:r>
+          <w:rPr>
+            <w:rStyle w:val="Hipervnculo"/>
+            <w:sz w:val="20"/>
+          </w:rPr>
+          <w:t>https://cido.diba.cat/normativa_local/1951/ordenanca-reguladora-de-la-intervencio-administrativa-municipal-en-les-activitats-ajuntament-de-cornella-de-llobregat</w:t>
+        </w:r>
+      </w:hyperlink>
+    </w:p>
+    <w:p>
+      <w:pPr>
+        <w:pStyle w:val="Prrafodelista"/>
+        <w:numPr>
+          <w:ilvl w:val="0"/>
+          <w:numId w:val="0"/>
+        </w:numPr>
         <w:rPr>
           <w:b/>
         </w:rPr>
       </w:pPr>
     </w:p>
     <w:sectPr>
-      <w:headerReference w:type="default" ns2:id="rId9"/>
+      <w:headerReference w:type="default" r:id="rId9"/>
       <w:pgSz w:w="11906" w:h="16838"/>
       <w:pgMar w:top="1417" w:right="849" w:bottom="993" w:left="1701" w:header="708" w:footer="708" w:gutter="0"/>
       <w:cols w:space="708"/>

--- a/ESTRUCTURALS/0 CAPCALERA.docx
+++ b/ESTRUCTURALS/0 CAPCALERA.docx
@@ -1030,45 +1030,62 @@
         </w:rPr>
       </w:pPr>
     </w:p>
-    <w:p>
-      <w:pPr>
-        <w:pStyle w:val="Prrafodelista"/>
-        <w:numPr>
-          <w:ilvl w:val="0"/>
-          <w:numId w:val="0"/>
-        </w:numPr>
-      </w:pPr>
-      <w:r>
-        <w:rPr>
-          <w:b/>
-        </w:rPr>
-        <w:t>Nota:</w:t>
-      </w:r>
-      <w:r>
-        <w:t xml:space="preserve"> S’ha publicat l’Ordenança relativa a la intervenció administrativa municipal en les activitats de Cornellà de Llobregat (versió vigent des del 19 de juny de 2025).</w:t>
-      </w:r>
-    </w:p>
-    <w:p>
-      <w:pPr>
-        <w:pStyle w:val="Prrafodelista"/>
-        <w:numPr>
-          <w:ilvl w:val="0"/>
-          <w:numId w:val="0"/>
-        </w:numPr>
-        <w:rPr>
-          <w:b/>
-        </w:rPr>
-      </w:pPr>
-      <w:hyperlink r:id="rId8" w:history="1">
-        <w:r>
-          <w:rPr>
-            <w:rStyle w:val="Hipervnculo"/>
-            <w:sz w:val="20"/>
-          </w:rPr>
-          <w:t>https://cido.diba.cat/normativa_local/1951/ordenanca-reguladora-de-la-intervencio-administrativa-municipal-en-les-activitats-ajuntament-de-cornella-de-llobregat</w:t>
-        </w:r>
-      </w:hyperlink>
-    </w:p>
+    <w:tbl>
+      <w:tblPr>
+        <w:tblStyle w:val="Tablaconcuadrcula"/>
+        <w:tblW w:w="0" w:type="auto"/>
+        <w:tblLook w:val="04A0" w:firstRow="1" w:lastRow="0" w:firstColumn="1" w:lastColumn="0" w:noHBand="0" w:noVBand="1"/>
+      </w:tblPr>
+      <w:tblGrid>
+        <w:gridCol w:w="9346"/>
+      </w:tblGrid>
+      <w:tr>
+        <w:tc>
+          <w:tcPr>
+            <w:tcW w:w="9346" w:type="dxa"/>
+          </w:tcPr>
+          <w:p>
+            <w:pPr>
+              <w:pStyle w:val="Prrafodelista"/>
+              <w:numPr>
+                <w:ilvl w:val="0"/>
+                <w:numId w:val="0"/>
+              </w:numPr>
+            </w:pPr>
+            <w:r>
+              <w:rPr>
+                <w:b/>
+              </w:rPr>
+              <w:t>Nota:</w:t>
+            </w:r>
+            <w:r>
+              <w:t xml:space="preserve"> S’ha publicat l’Ordenança relativa a la intervenció administrativa municipal en les activitats de Cornellà de Llobregat (versió vigent des del 19 de juny de 2025).</w:t>
+            </w:r>
+          </w:p>
+          <w:p>
+            <w:pPr>
+              <w:pStyle w:val="Prrafodelista"/>
+              <w:numPr>
+                <w:ilvl w:val="0"/>
+                <w:numId w:val="0"/>
+              </w:numPr>
+              <w:rPr>
+                <w:b/>
+              </w:rPr>
+            </w:pPr>
+            <w:hyperlink r:id="rId8" w:history="1">
+              <w:r>
+                <w:rPr>
+                  <w:rStyle w:val="Hipervnculo"/>
+                  <w:sz w:val="20"/>
+                </w:rPr>
+                <w:t>https://cido.diba.cat/normativa_local/1951/ordenanca-reguladora-de-la-intervencio-administrativa-municipal-en-les-activitats-ajuntament-de-cornella-de-llobregat</w:t>
+              </w:r>
+            </w:hyperlink>
+          </w:p>
+        </w:tc>
+      </w:tr>
+    </w:tbl>
     <w:p>
       <w:pPr>
         <w:pStyle w:val="Prrafodelista"/>

--- a/ESTRUCTURALS/0 CAPCALERA.docx
+++ b/ESTRUCTURALS/0 CAPCALERA.docx
@@ -905,7 +905,7 @@
           <w:rFonts w:ascii="Bookman Old Style" w:hAnsi="Bookman Old Style"/>
           <w:b/>
         </w:rPr>
-        <w:t xml:space="preserve">Classificació: &lt;&lt;CLASSIFICACIO&gt;&gt;</w:t>
+        <w:t xml:space="preserve">Classificació: </w:t>
       </w:r>
       <w:r>
         <w:rPr>
@@ -913,6 +913,12 @@
           <w:b/>
         </w:rPr>
         <w:tab/>
+      </w:r>
+      <w:r>
+        <w:rPr>
+          <w:rFonts w:ascii="Bookman Old Style" w:hAnsi="Bookman Old Style"/>
+        </w:rPr>
+        <w:t>&lt;&lt;CLASSIFICACIO&gt;&gt;</w:t>
       </w:r>
       <w:bookmarkStart w:id="0" w:name="_GoBack"/>
       <w:bookmarkEnd w:id="0"/>

--- a/ESTRUCTURALS/0 CAPCALERA.docx
+++ b/ESTRUCTURALS/0 CAPCALERA.docx
@@ -906,13 +906,6 @@
           <w:b/>
         </w:rPr>
         <w:t xml:space="preserve">Classificació: </w:t>
-      </w:r>
-      <w:r>
-        <w:rPr>
-          <w:rFonts w:ascii="Bookman Old Style" w:hAnsi="Bookman Old Style"/>
-          <w:b/>
-        </w:rPr>
-        <w:tab/>
       </w:r>
       <w:r>
         <w:rPr>

--- a/ESTRUCTURALS/0 CAPCALERA.docx
+++ b/ESTRUCTURALS/0 CAPCALERA.docx
@@ -296,62 +296,6 @@
         </w:rPr>
       </w:pPr>
     </w:p>
-    <w:tbl>
-      <w:tblPr>
-        <w:tblStyle w:val="Tablaconcuadrcula"/>
-        <w:tblW w:w="0" w:type="auto"/>
-        <w:tblLook w:val="04A0" w:firstRow="1" w:lastRow="0" w:firstColumn="1" w:lastColumn="0" w:noHBand="0" w:noVBand="1"/>
-      </w:tblPr>
-      <w:tblGrid>
-        <w:gridCol w:w="9346"/>
-      </w:tblGrid>
-      <w:tr>
-        <w:tc>
-          <w:tcPr>
-            <w:tcW w:w="9346" w:type="dxa"/>
-          </w:tcPr>
-          <w:p>
-            <w:pPr>
-              <w:pStyle w:val="Prrafodelista"/>
-              <w:numPr>
-                <w:ilvl w:val="0"/>
-                <w:numId w:val="0"/>
-              </w:numPr>
-            </w:pPr>
-            <w:r>
-              <w:rPr>
-                <w:b/>
-              </w:rPr>
-              <w:t>Nota:</w:t>
-            </w:r>
-            <w:r>
-              <w:t xml:space="preserve"> S’ha publicat l’Ordenança relativa a la intervenció administrativa municipal en les activitats de Cornellà de Llobregat (versió vigent des del 19 de juny de 2025).</w:t>
-            </w:r>
-          </w:p>
-          <w:p>
-            <w:pPr>
-              <w:pStyle w:val="Prrafodelista"/>
-              <w:numPr>
-                <w:ilvl w:val="0"/>
-                <w:numId w:val="0"/>
-              </w:numPr>
-              <w:rPr>
-                <w:b/>
-              </w:rPr>
-            </w:pPr>
-            <w:hyperlink r:id="rId8" w:history="1">
-              <w:r>
-                <w:rPr>
-                  <w:rStyle w:val="Hipervnculo"/>
-                  <w:sz w:val="20"/>
-                </w:rPr>
-                <w:t>https://cido.diba.cat/normativa_local/1951/ordenanca-reguladora-de-la-intervencio-administrativa-municipal-en-les-activitats-ajuntament-de-cornella-de-llobregat</w:t>
-              </w:r>
-            </w:hyperlink>
-          </w:p>
-        </w:tc>
-      </w:tr>
-    </w:tbl>
     <w:p>
       <w:pPr>
         <w:pStyle w:val="Prrafodelista"/>
@@ -1029,62 +973,6 @@
         </w:rPr>
       </w:pPr>
     </w:p>
-    <w:tbl>
-      <w:tblPr>
-        <w:tblStyle w:val="Tablaconcuadrcula"/>
-        <w:tblW w:w="0" w:type="auto"/>
-        <w:tblLook w:val="04A0" w:firstRow="1" w:lastRow="0" w:firstColumn="1" w:lastColumn="0" w:noHBand="0" w:noVBand="1"/>
-      </w:tblPr>
-      <w:tblGrid>
-        <w:gridCol w:w="9346"/>
-      </w:tblGrid>
-      <w:tr>
-        <w:tc>
-          <w:tcPr>
-            <w:tcW w:w="9346" w:type="dxa"/>
-          </w:tcPr>
-          <w:p>
-            <w:pPr>
-              <w:pStyle w:val="Prrafodelista"/>
-              <w:numPr>
-                <w:ilvl w:val="0"/>
-                <w:numId w:val="0"/>
-              </w:numPr>
-            </w:pPr>
-            <w:r>
-              <w:rPr>
-                <w:b/>
-              </w:rPr>
-              <w:t>Nota:</w:t>
-            </w:r>
-            <w:r>
-              <w:t xml:space="preserve"> S’ha publicat l’Ordenança relativa a la intervenció administrativa municipal en les activitats de Cornellà de Llobregat (versió vigent des del 19 de juny de 2025).</w:t>
-            </w:r>
-          </w:p>
-          <w:p>
-            <w:pPr>
-              <w:pStyle w:val="Prrafodelista"/>
-              <w:numPr>
-                <w:ilvl w:val="0"/>
-                <w:numId w:val="0"/>
-              </w:numPr>
-              <w:rPr>
-                <w:b/>
-              </w:rPr>
-            </w:pPr>
-            <w:hyperlink r:id="rId8" w:history="1">
-              <w:r>
-                <w:rPr>
-                  <w:rStyle w:val="Hipervnculo"/>
-                  <w:sz w:val="20"/>
-                </w:rPr>
-                <w:t>https://cido.diba.cat/normativa_local/1951/ordenanca-reguladora-de-la-intervencio-administrativa-municipal-en-les-activitats-ajuntament-de-cornella-de-llobregat</w:t>
-              </w:r>
-            </w:hyperlink>
-          </w:p>
-        </w:tc>
-      </w:tr>
-    </w:tbl>
     <w:p>
       <w:pPr>
         <w:pStyle w:val="Prrafodelista"/>

--- a/ESTRUCTURALS/0 CAPCALERA.docx
+++ b/ESTRUCTURALS/0 CAPCALERA.docx
@@ -988,7 +988,7 @@
     <w:sectPr>
       <w:headerReference w:type="default" r:id="rId9"/>
       <w:pgSz w:w="11906" w:h="16838"/>
-      <w:pgMar w:top="1417" w:right="849" w:bottom="993" w:left="1701" w:header="708" w:footer="708" w:gutter="0"/>
+      <w:pgMar w:top="1417" w:right="1416" w:bottom="993" w:left="1418" w:header="708" w:footer="708" w:gutter="0"/>
       <w:cols w:space="708"/>
       <w:docGrid w:linePitch="360"/>
     </w:sectPr>
